--- a/00-首页/题组Word/专项卷/一分册/专项卷IV-学生版.docx
+++ b/00-首页/题组Word/专项卷/一分册/专项卷IV-学生版.docx
@@ -2253,15 +2253,31 @@
         <w:rPr>
           <w:rFonts w:ascii="Times New Roman" w:hAnsi="Times New Roman" w:eastAsia="Times New Roman" w:cs="Times New Roman"/>
         </w:rPr>
-        <w:t xml:space="preserve"> FeSO</w:t>
-      </w:r>
-      <w:r>
-        <w:rPr>
-          <w:rFonts w:ascii="Times New Roman" w:hAnsi="Times New Roman" w:eastAsia="Times New Roman" w:cs="Times New Roman"/>
-          <w:vertAlign w:val="subscript"/>
-        </w:rPr>
-        <w:t>4</w:t>
-      </w:r>
+        <w:t xml:space="preserve"> </w:t>
+      </w:r>
+      <m:oMath>
+        <m:r>
+          <m:t>F</m:t>
+        </m:r>
+        <m:r>
+          <m:t>e</m:t>
+        </m:r>
+        <m:r>
+          <m:t>S</m:t>
+        </m:r>
+        <m:sSub>
+          <m:e>
+            <m:r>
+              <m:t>O</m:t>
+            </m:r>
+          </m:e>
+          <m:sub>
+            <m:r>
+              <m:t>4</m:t>
+            </m:r>
+          </m:sub>
+        </m:sSub>
+      </m:oMath>
       <w:r>
         <w:rPr>
           <w:rFonts w:ascii="Times New Roman" w:hAnsi="Times New Roman" w:eastAsia="Times New Roman" w:cs="Times New Roman"/>
@@ -3121,15 +3137,31 @@
         <w:rPr>
           <w:rFonts w:hint="eastAsia" w:ascii="Times New Roman" w:hAnsi="Times New Roman" w:eastAsia="Times New Roman" w:cs="Times New Roman"/>
         </w:rPr>
-        <w:t>，CaSO</w:t>
-      </w:r>
-      <w:r>
-        <w:rPr>
-          <w:rFonts w:hint="eastAsia" w:ascii="Times New Roman" w:hAnsi="Times New Roman" w:eastAsia="Times New Roman" w:cs="Times New Roman"/>
-          <w:vertAlign w:val="subscript"/>
-        </w:rPr>
-        <w:t>4</w:t>
-      </w:r>
+        <w:t>，</w:t>
+      </w:r>
+      <m:oMath>
+        <m:r>
+          <m:t>C</m:t>
+        </m:r>
+        <m:r>
+          <m:t>a</m:t>
+        </m:r>
+        <m:r>
+          <m:t>S</m:t>
+        </m:r>
+        <m:sSub>
+          <m:e>
+            <m:r>
+              <m:t>O</m:t>
+            </m:r>
+          </m:e>
+          <m:sub>
+            <m:r>
+              <m:t>4</m:t>
+            </m:r>
+          </m:sub>
+        </m:sSub>
+      </m:oMath>
       <w:r>
         <w:rPr>
           <w:rFonts w:ascii="Times New Roman" w:hAnsi="Times New Roman" w:eastAsia="Times New Roman" w:cs="Times New Roman"/>
@@ -3170,15 +3202,31 @@
         <w:rPr>
           <w:rFonts w:ascii="Times New Roman" w:hAnsi="Times New Roman" w:eastAsia="Times New Roman" w:cs="Times New Roman"/>
         </w:rPr>
-        <w:t xml:space="preserve"> CaSO</w:t>
-      </w:r>
-      <w:r>
-        <w:rPr>
-          <w:rFonts w:ascii="Times New Roman" w:hAnsi="Times New Roman" w:eastAsia="Times New Roman" w:cs="Times New Roman"/>
-          <w:vertAlign w:val="subscript"/>
-        </w:rPr>
-        <w:t>4</w:t>
-      </w:r>
+        <w:t xml:space="preserve"> </w:t>
+      </w:r>
+      <m:oMath>
+        <m:r>
+          <m:t>C</m:t>
+        </m:r>
+        <m:r>
+          <m:t>a</m:t>
+        </m:r>
+        <m:r>
+          <m:t>S</m:t>
+        </m:r>
+        <m:sSub>
+          <m:e>
+            <m:r>
+              <m:t>O</m:t>
+            </m:r>
+          </m:e>
+          <m:sub>
+            <m:r>
+              <m:t>4</m:t>
+            </m:r>
+          </m:sub>
+        </m:sSub>
+      </m:oMath>
       <w:r>
         <w:rPr>
           <w:rFonts w:ascii="Times New Roman" w:hAnsi="Times New Roman" w:eastAsia="Times New Roman" w:cs="Times New Roman"/>
@@ -3400,15 +3448,31 @@
         <w:rPr>
           <w:rFonts w:ascii="Times New Roman" w:hAnsi="Times New Roman" w:eastAsia="Times New Roman" w:cs="Times New Roman"/>
         </w:rPr>
-        <w:t xml:space="preserve"> CaSO</w:t>
-      </w:r>
-      <w:r>
-        <w:rPr>
-          <w:rFonts w:ascii="Times New Roman" w:hAnsi="Times New Roman" w:eastAsia="Times New Roman" w:cs="Times New Roman"/>
-          <w:vertAlign w:val="subscript"/>
-        </w:rPr>
-        <w:t>4</w:t>
-      </w:r>
+        <w:t xml:space="preserve"> </w:t>
+      </w:r>
+      <m:oMath>
+        <m:r>
+          <m:t>C</m:t>
+        </m:r>
+        <m:r>
+          <m:t>a</m:t>
+        </m:r>
+        <m:r>
+          <m:t>S</m:t>
+        </m:r>
+        <m:sSub>
+          <m:e>
+            <m:r>
+              <m:t>O</m:t>
+            </m:r>
+          </m:e>
+          <m:sub>
+            <m:r>
+              <m:t>4</m:t>
+            </m:r>
+          </m:sub>
+        </m:sSub>
+      </m:oMath>
       <w:r>
         <w:rPr>
           <w:rFonts w:ascii="Times New Roman" w:hAnsi="Times New Roman" w:eastAsia="Times New Roman" w:cs="Times New Roman"/>
@@ -5734,15 +5798,25 @@
         <w:rPr>
           <w:rFonts w:ascii="Times New Roman" w:hAnsi="Times New Roman" w:eastAsia="Times New Roman" w:cs="Times New Roman"/>
         </w:rPr>
-        <w:t xml:space="preserve"> BF</w:t>
-      </w:r>
-      <w:r>
-        <w:rPr>
-          <w:rFonts w:ascii="Times New Roman" w:hAnsi="Times New Roman" w:eastAsia="Times New Roman" w:cs="Times New Roman"/>
-          <w:vertAlign w:val="subscript"/>
-        </w:rPr>
-        <w:t>3</w:t>
-      </w:r>
+        <w:t xml:space="preserve"> </w:t>
+      </w:r>
+      <m:oMath>
+        <m:r>
+          <m:t>B</m:t>
+        </m:r>
+        <m:sSub>
+          <m:e>
+            <m:r>
+              <m:t>F</m:t>
+            </m:r>
+          </m:e>
+          <m:sub>
+            <m:r>
+              <m:t>3</m:t>
+            </m:r>
+          </m:sub>
+        </m:sSub>
+      </m:oMath>
       <w:r>
         <w:rPr>
           <w:rFonts w:ascii="Times New Roman" w:hAnsi="Times New Roman" w:eastAsia="Times New Roman" w:cs="Times New Roman"/>
@@ -5759,15 +5833,25 @@
         <w:rPr>
           <w:rFonts w:hint="eastAsia" w:ascii="Times New Roman" w:hAnsi="Times New Roman" w:eastAsia="Times New Roman" w:cs="Times New Roman"/>
         </w:rPr>
-        <w:t>，BF</w:t>
-      </w:r>
-      <w:r>
-        <w:rPr>
-          <w:rFonts w:hint="eastAsia" w:ascii="Times New Roman" w:hAnsi="Times New Roman" w:eastAsia="Times New Roman" w:cs="Times New Roman"/>
-          <w:vertAlign w:val="subscript"/>
-        </w:rPr>
-        <w:t>3</w:t>
-      </w:r>
+        <w:t>，</w:t>
+      </w:r>
+      <m:oMath>
+        <m:r>
+          <m:t>B</m:t>
+        </m:r>
+        <m:sSub>
+          <m:e>
+            <m:r>
+              <m:t>F</m:t>
+            </m:r>
+          </m:e>
+          <m:sub>
+            <m:r>
+              <m:t>3</m:t>
+            </m:r>
+          </m:sub>
+        </m:sSub>
+      </m:oMath>
       <w:r>
         <w:rPr>
           <w:rFonts w:ascii="Times New Roman" w:hAnsi="Times New Roman" w:eastAsia="Times New Roman" w:cs="Times New Roman"/>
@@ -6591,19 +6675,26 @@
       <w:pPr>
         <w:pStyle w:val="BodyText"/>
       </w:pPr>
-      <w:r>
-        <w:rPr>
-          <w:rFonts w:ascii="Times New Roman" w:hAnsi="Times New Roman" w:eastAsia="Times New Roman" w:cs="Times New Roman"/>
-        </w:rPr>
-        <w:t>PCl</w:t>
-      </w:r>
-      <w:r>
-        <w:rPr>
-          <w:rFonts w:ascii="Times New Roman" w:hAnsi="Times New Roman" w:eastAsia="Times New Roman" w:cs="Times New Roman"/>
-          <w:vertAlign w:val="subscript"/>
-        </w:rPr>
-        <w:t>5</w:t>
-      </w:r>
+      <m:oMath>
+        <m:r>
+          <m:t>P</m:t>
+        </m:r>
+        <m:r>
+          <m:t>C</m:t>
+        </m:r>
+        <m:sSub>
+          <m:e>
+            <m:r>
+              <m:t>l</m:t>
+            </m:r>
+          </m:e>
+          <m:sub>
+            <m:r>
+              <m:t>5</m:t>
+            </m:r>
+          </m:sub>
+        </m:sSub>
+      </m:oMath>
       <w:r>
         <w:rPr>
           <w:rFonts w:ascii="Times New Roman" w:hAnsi="Times New Roman" w:eastAsia="Times New Roman" w:cs="Times New Roman"/>
@@ -6923,15 +7014,28 @@
         <w:rPr>
           <w:rFonts w:ascii="Times New Roman" w:hAnsi="Times New Roman" w:eastAsia="Times New Roman" w:cs="Times New Roman"/>
         </w:rPr>
-        <w:t xml:space="preserve"> PCl</w:t>
-      </w:r>
-      <w:r>
-        <w:rPr>
-          <w:rFonts w:ascii="Times New Roman" w:hAnsi="Times New Roman" w:eastAsia="Times New Roman" w:cs="Times New Roman"/>
-          <w:vertAlign w:val="subscript"/>
-        </w:rPr>
-        <w:t>5</w:t>
-      </w:r>
+        <w:t xml:space="preserve"> </w:t>
+      </w:r>
+      <m:oMath>
+        <m:r>
+          <m:t>P</m:t>
+        </m:r>
+        <m:r>
+          <m:t>C</m:t>
+        </m:r>
+        <m:sSub>
+          <m:e>
+            <m:r>
+              <m:t>l</m:t>
+            </m:r>
+          </m:e>
+          <m:sub>
+            <m:r>
+              <m:t>5</m:t>
+            </m:r>
+          </m:sub>
+        </m:sSub>
+      </m:oMath>
       <w:r>
         <w:rPr>
           <w:rFonts w:ascii="Times New Roman" w:hAnsi="Times New Roman" w:eastAsia="Times New Roman" w:cs="Times New Roman"/>
@@ -7356,19 +7460,26 @@
           <w:numId w:val="1010"/>
         </w:numPr>
       </w:pPr>
-      <w:r>
-        <w:rPr>
-          <w:rFonts w:ascii="Times New Roman" w:hAnsi="Times New Roman" w:eastAsia="Times New Roman" w:cs="Times New Roman"/>
-        </w:rPr>
-        <w:t>PCl</w:t>
-      </w:r>
-      <w:r>
-        <w:rPr>
-          <w:rFonts w:ascii="Times New Roman" w:hAnsi="Times New Roman" w:eastAsia="Times New Roman" w:cs="Times New Roman"/>
-          <w:vertAlign w:val="subscript"/>
-        </w:rPr>
-        <w:t>5</w:t>
-      </w:r>
+      <m:oMath>
+        <m:r>
+          <m:t>P</m:t>
+        </m:r>
+        <m:r>
+          <m:t>C</m:t>
+        </m:r>
+        <m:sSub>
+          <m:e>
+            <m:r>
+              <m:t>l</m:t>
+            </m:r>
+          </m:e>
+          <m:sub>
+            <m:r>
+              <m:t>5</m:t>
+            </m:r>
+          </m:sub>
+        </m:sSub>
+      </m:oMath>
       <w:r>
         <w:rPr>
           <w:rFonts w:ascii="Times New Roman" w:hAnsi="Times New Roman" w:eastAsia="Times New Roman" w:cs="Times New Roman"/>
@@ -8588,19 +8699,23 @@
         </w:rPr>
         <w:t xml:space="preserve"> </w:t>
       </w:r>
-      <w:r>
-        <w:rPr>
-          <w:rFonts w:hint="eastAsia" w:ascii="Times New Roman" w:hAnsi="Times New Roman" w:eastAsia="Times New Roman" w:cs="Times New Roman"/>
-        </w:rPr>
-        <w:t>CS</w:t>
-      </w:r>
-      <w:r>
-        <w:rPr>
-          <w:rFonts w:hint="eastAsia" w:ascii="Times New Roman" w:hAnsi="Times New Roman" w:eastAsia="Times New Roman" w:cs="Times New Roman"/>
-          <w:vertAlign w:val="subscript"/>
-        </w:rPr>
-        <w:t>2</w:t>
-      </w:r>
+      <m:oMath>
+        <m:r>
+          <m:t>C</m:t>
+        </m:r>
+        <m:sSub>
+          <m:e>
+            <m:r>
+              <m:t>S</m:t>
+            </m:r>
+          </m:e>
+          <m:sub>
+            <m:r>
+              <m:t>2</m:t>
+            </m:r>
+          </m:sub>
+        </m:sSub>
+      </m:oMath>
       <w:r>
         <w:rPr>
           <w:rFonts w:hint="eastAsia" w:ascii="Times New Roman" w:hAnsi="Times New Roman" w:eastAsia="Times New Roman" w:cs="Times New Roman"/>
@@ -9047,15 +9162,25 @@
         <w:rPr>
           <w:rFonts w:ascii="Times New Roman" w:hAnsi="Times New Roman" w:eastAsia="Times New Roman" w:cs="Times New Roman"/>
         </w:rPr>
-        <w:t xml:space="preserve"> sp</w:t>
-      </w:r>
-      <w:r>
-        <w:rPr>
-          <w:rFonts w:ascii="Times New Roman" w:hAnsi="Times New Roman" w:eastAsia="Times New Roman" w:cs="Times New Roman"/>
-          <w:vertAlign w:val="superscript"/>
-        </w:rPr>
-        <w:t>2</w:t>
-      </w:r>
+        <w:t xml:space="preserve"> </w:t>
+      </w:r>
+      <m:oMath>
+        <m:r>
+          <m:t>s</m:t>
+        </m:r>
+        <m:sSup>
+          <m:e>
+            <m:r>
+              <m:t>p</m:t>
+            </m:r>
+          </m:e>
+          <m:sup>
+            <m:r>
+              <m:t>2</m:t>
+            </m:r>
+          </m:sup>
+        </m:sSup>
+      </m:oMath>
       <w:r>
         <w:rPr>
           <w:rFonts w:ascii="Times New Roman" w:hAnsi="Times New Roman" w:eastAsia="Times New Roman" w:cs="Times New Roman"/>
@@ -9784,15 +9909,22 @@
         <w:rPr>
           <w:rFonts w:hint="eastAsia" w:ascii="Times New Roman" w:hAnsi="Times New Roman" w:eastAsia="Times New Roman" w:cs="Times New Roman"/>
         </w:rPr>
-        <w:t>（I</w:t>
-      </w:r>
-      <w:r>
-        <w:rPr>
-          <w:rFonts w:hint="eastAsia" w:ascii="Times New Roman" w:hAnsi="Times New Roman" w:eastAsia="Times New Roman" w:cs="Times New Roman"/>
-          <w:vertAlign w:val="subscript"/>
-        </w:rPr>
-        <w:t>1</w:t>
-      </w:r>
+        <w:t>（</w:t>
+      </w:r>
+      <m:oMath>
+        <m:sSub>
+          <m:e>
+            <m:r>
+              <m:t>I</m:t>
+            </m:r>
+          </m:e>
+          <m:sub>
+            <m:r>
+              <m:t>1</m:t>
+            </m:r>
+          </m:sub>
+        </m:sSub>
+      </m:oMath>
       <w:r>
         <w:rPr>
           <w:rFonts w:hint="eastAsia" w:ascii="Times New Roman" w:hAnsi="Times New Roman" w:eastAsia="Times New Roman" w:cs="Times New Roman"/>
@@ -9821,15 +9953,22 @@
         <w:rPr>
           <w:rFonts w:hint="eastAsia" w:ascii="Times New Roman" w:hAnsi="Times New Roman" w:eastAsia="Times New Roman" w:cs="Times New Roman"/>
         </w:rPr>
-        <w:t>（I</w:t>
-      </w:r>
-      <w:r>
-        <w:rPr>
-          <w:rFonts w:hint="eastAsia" w:ascii="Times New Roman" w:hAnsi="Times New Roman" w:eastAsia="Times New Roman" w:cs="Times New Roman"/>
-          <w:vertAlign w:val="subscript"/>
-        </w:rPr>
-        <w:t>2</w:t>
-      </w:r>
+        <w:t>（</w:t>
+      </w:r>
+      <m:oMath>
+        <m:sSub>
+          <m:e>
+            <m:r>
+              <m:t>I</m:t>
+            </m:r>
+          </m:e>
+          <m:sub>
+            <m:r>
+              <m:t>2</m:t>
+            </m:r>
+          </m:sub>
+        </m:sSub>
+      </m:oMath>
       <w:r>
         <w:rPr>
           <w:rFonts w:hint="eastAsia" w:ascii="Times New Roman" w:hAnsi="Times New Roman" w:eastAsia="Times New Roman" w:cs="Times New Roman"/>
@@ -9914,20 +10053,26 @@
               <w:pStyle w:val="Compact"/>
               <w:jc w:val="center"/>
             </w:pPr>
+            <m:oMath>
+              <m:sSub>
+                <m:e>
+                  <m:r>
+                    <m:t>I</m:t>
+                  </m:r>
+                </m:e>
+                <m:sub>
+                  <m:r>
+                    <m:t>1</m:t>
+                  </m:r>
+                </m:sub>
+              </m:sSub>
+            </m:oMath>
             <w:r>
               <w:rPr>
                 <w:rFonts w:ascii="Times New Roman" w:hAnsi="Times New Roman" w:eastAsia="Times New Roman" w:cs="Times New Roman"/>
                 <w:b/>
               </w:rPr>
-              <w:t>I</w:t>
-            </w:r>
-            <w:r>
-              <w:rPr>
-                <w:rFonts w:ascii="Times New Roman" w:hAnsi="Times New Roman" w:eastAsia="Times New Roman" w:cs="Times New Roman"/>
-                <w:b/>
-                <w:vertAlign w:val="subscript"/>
-              </w:rPr>
-              <w:t>1</w:t>
+              <w:t xml:space="preserve">​</w:t>
             </w:r>
           </w:p>
         </w:tc>
@@ -9938,20 +10083,26 @@
               <w:pStyle w:val="Compact"/>
               <w:jc w:val="center"/>
             </w:pPr>
+            <m:oMath>
+              <m:sSub>
+                <m:e>
+                  <m:r>
+                    <m:t>I</m:t>
+                  </m:r>
+                </m:e>
+                <m:sub>
+                  <m:r>
+                    <m:t>2</m:t>
+                  </m:r>
+                </m:sub>
+              </m:sSub>
+            </m:oMath>
             <w:r>
               <w:rPr>
                 <w:rFonts w:ascii="Times New Roman" w:hAnsi="Times New Roman" w:eastAsia="Times New Roman" w:cs="Times New Roman"/>
                 <w:b/>
               </w:rPr>
-              <w:t>I</w:t>
-            </w:r>
-            <w:r>
-              <w:rPr>
-                <w:rFonts w:ascii="Times New Roman" w:hAnsi="Times New Roman" w:eastAsia="Times New Roman" w:cs="Times New Roman"/>
-                <w:b/>
-                <w:vertAlign w:val="subscript"/>
-              </w:rPr>
-              <w:t>2</w:t>
+              <w:t xml:space="preserve">​</w:t>
             </w:r>
           </w:p>
         </w:tc>
@@ -10082,15 +10233,22 @@
         <w:rPr>
           <w:rFonts w:hint="eastAsia" w:ascii="Times New Roman" w:hAnsi="Times New Roman" w:eastAsia="Times New Roman" w:cs="Times New Roman"/>
         </w:rPr>
-        <w:t>，C</w:t>
-      </w:r>
-      <w:r>
-        <w:rPr>
-          <w:rFonts w:hint="eastAsia" w:ascii="Times New Roman" w:hAnsi="Times New Roman" w:eastAsia="Times New Roman" w:cs="Times New Roman"/>
-          <w:vertAlign w:val="subscript"/>
-        </w:rPr>
-        <w:t>60</w:t>
-      </w:r>
+        <w:t>，</w:t>
+      </w:r>
+      <m:oMath>
+        <m:sSub>
+          <m:e>
+            <m:r>
+              <m:t>C</m:t>
+            </m:r>
+          </m:e>
+          <m:sub>
+            <m:r>
+              <m:t>60</m:t>
+            </m:r>
+          </m:sub>
+        </m:sSub>
+      </m:oMath>
       <w:r>
         <w:rPr>
           <w:rFonts w:ascii="Times New Roman" w:hAnsi="Times New Roman" w:eastAsia="Times New Roman" w:cs="Times New Roman"/>
@@ -10119,15 +10277,22 @@
         <w:rPr>
           <w:rFonts w:ascii="Times New Roman" w:hAnsi="Times New Roman" w:eastAsia="Times New Roman" w:cs="Times New Roman"/>
         </w:rPr>
-        <w:t xml:space="preserve"> C</w:t>
-      </w:r>
-      <w:r>
-        <w:rPr>
-          <w:rFonts w:ascii="Times New Roman" w:hAnsi="Times New Roman" w:eastAsia="Times New Roman" w:cs="Times New Roman"/>
-          <w:vertAlign w:val="subscript"/>
-        </w:rPr>
-        <w:t>60</w:t>
-      </w:r>
+        <w:t xml:space="preserve"> </w:t>
+      </w:r>
+      <m:oMath>
+        <m:sSub>
+          <m:e>
+            <m:r>
+              <m:t>C</m:t>
+            </m:r>
+          </m:e>
+          <m:sub>
+            <m:r>
+              <m:t>60</m:t>
+            </m:r>
+          </m:sub>
+        </m:sSub>
+      </m:oMath>
       <w:r>
         <w:rPr>
           <w:rFonts w:ascii="Times New Roman" w:hAnsi="Times New Roman" w:eastAsia="Times New Roman" w:cs="Times New Roman"/>
@@ -10204,15 +10369,22 @@
         <w:rPr>
           <w:rFonts w:ascii="Times New Roman" w:hAnsi="Times New Roman" w:eastAsia="Times New Roman" w:cs="Times New Roman"/>
         </w:rPr>
-        <w:t xml:space="preserve"> C</w:t>
-      </w:r>
-      <w:r>
-        <w:rPr>
-          <w:rFonts w:ascii="Times New Roman" w:hAnsi="Times New Roman" w:eastAsia="Times New Roman" w:cs="Times New Roman"/>
-          <w:vertAlign w:val="subscript"/>
-        </w:rPr>
-        <w:t>60</w:t>
-      </w:r>
+        <w:t xml:space="preserve"> </w:t>
+      </w:r>
+      <m:oMath>
+        <m:sSub>
+          <m:e>
+            <m:r>
+              <m:t>C</m:t>
+            </m:r>
+          </m:e>
+          <m:sub>
+            <m:r>
+              <m:t>60</m:t>
+            </m:r>
+          </m:sub>
+        </m:sSub>
+      </m:oMath>
       <w:r>
         <w:rPr>
           <w:rFonts w:ascii="Times New Roman" w:hAnsi="Times New Roman" w:eastAsia="Times New Roman" w:cs="Times New Roman"/>
@@ -10393,15 +10565,28 @@
         <w:rPr>
           <w:rFonts w:ascii="Times New Roman" w:hAnsi="Times New Roman" w:eastAsia="Times New Roman" w:cs="Times New Roman"/>
         </w:rPr>
-        <w:t xml:space="preserve"> Cl</w:t>
-      </w:r>
-      <w:r>
-        <w:rPr>
-          <w:rFonts w:ascii="Times New Roman" w:hAnsi="Times New Roman" w:eastAsia="Times New Roman" w:cs="Times New Roman"/>
-          <w:vertAlign w:val="superscript"/>
-        </w:rPr>
-        <w:t>-</w:t>
-      </w:r>
+        <w:t xml:space="preserve"> </w:t>
+      </w:r>
+      <m:oMath>
+        <m:r>
+          <m:t>C</m:t>
+        </m:r>
+        <m:sSup>
+          <m:e>
+            <m:r>
+              <m:t>l</m:t>
+            </m:r>
+          </m:e>
+          <m:sup>
+            <m:r>
+              <m:rPr>
+                <m:sty m:val="p"/>
+              </m:rPr>
+              <m:t>−</m:t>
+            </m:r>
+          </m:sup>
+        </m:sSup>
+      </m:oMath>
       <w:r>
         <w:rPr>
           <w:rFonts w:ascii="Times New Roman" w:hAnsi="Times New Roman" w:eastAsia="Times New Roman" w:cs="Times New Roman"/>
@@ -10430,15 +10615,28 @@
         <w:rPr>
           <w:rFonts w:ascii="Times New Roman" w:hAnsi="Times New Roman" w:eastAsia="Times New Roman" w:cs="Times New Roman"/>
         </w:rPr>
-        <w:t xml:space="preserve"> Na</w:t>
-      </w:r>
-      <w:r>
-        <w:rPr>
-          <w:rFonts w:ascii="Times New Roman" w:hAnsi="Times New Roman" w:eastAsia="Times New Roman" w:cs="Times New Roman"/>
-          <w:vertAlign w:val="superscript"/>
-        </w:rPr>
-        <w:t>+</w:t>
-      </w:r>
+        <w:t xml:space="preserve"> </w:t>
+      </w:r>
+      <m:oMath>
+        <m:r>
+          <m:t>N</m:t>
+        </m:r>
+        <m:sSup>
+          <m:e>
+            <m:r>
+              <m:t>a</m:t>
+            </m:r>
+          </m:e>
+          <m:sup>
+            <m:r>
+              <m:rPr>
+                <m:sty m:val="p"/>
+              </m:rPr>
+              <m:t>+</m:t>
+            </m:r>
+          </m:sup>
+        </m:sSup>
+      </m:oMath>
       <w:r>
         <w:rPr>
           <w:rFonts w:ascii="Times New Roman" w:hAnsi="Times New Roman" w:eastAsia="Times New Roman" w:cs="Times New Roman"/>
@@ -10671,15 +10869,25 @@
         <w:rPr>
           <w:rFonts w:ascii="Times New Roman" w:hAnsi="Times New Roman" w:eastAsia="Times New Roman" w:cs="Times New Roman"/>
         </w:rPr>
-        <w:t xml:space="preserve"> CO</w:t>
-      </w:r>
-      <w:r>
-        <w:rPr>
-          <w:rFonts w:ascii="Times New Roman" w:hAnsi="Times New Roman" w:eastAsia="Times New Roman" w:cs="Times New Roman"/>
-          <w:vertAlign w:val="subscript"/>
-        </w:rPr>
-        <w:t>2</w:t>
-      </w:r>
+        <w:t xml:space="preserve"> </w:t>
+      </w:r>
+      <m:oMath>
+        <m:r>
+          <m:t>C</m:t>
+        </m:r>
+        <m:sSub>
+          <m:e>
+            <m:r>
+              <m:t>O</m:t>
+            </m:r>
+          </m:e>
+          <m:sub>
+            <m:r>
+              <m:t>2</m:t>
+            </m:r>
+          </m:sub>
+        </m:sSub>
+      </m:oMath>
       <w:r>
         <w:rPr>
           <w:rFonts w:ascii="Times New Roman" w:hAnsi="Times New Roman" w:eastAsia="Times New Roman" w:cs="Times New Roman"/>
@@ -10798,19 +11006,26 @@
         </w:rPr>
         <w:t xml:space="preserve"> </w:t>
       </w:r>
-      <w:r>
-        <w:rPr>
-          <w:rFonts w:hint="eastAsia" w:ascii="Times New Roman" w:hAnsi="Times New Roman" w:eastAsia="Times New Roman" w:cs="Times New Roman"/>
-        </w:rPr>
-        <w:t>Na</w:t>
-      </w:r>
-      <w:r>
-        <w:rPr>
-          <w:rFonts w:hint="eastAsia" w:ascii="Times New Roman" w:hAnsi="Times New Roman" w:eastAsia="Times New Roman" w:cs="Times New Roman"/>
-          <w:vertAlign w:val="superscript"/>
-        </w:rPr>
-        <w:t>+</w:t>
-      </w:r>
+      <m:oMath>
+        <m:r>
+          <m:t>N</m:t>
+        </m:r>
+        <m:sSup>
+          <m:e>
+            <m:r>
+              <m:t>a</m:t>
+            </m:r>
+          </m:e>
+          <m:sup>
+            <m:r>
+              <m:rPr>
+                <m:sty m:val="p"/>
+              </m:rPr>
+              <m:t>+</m:t>
+            </m:r>
+          </m:sup>
+        </m:sSup>
+      </m:oMath>
       <w:r>
         <w:rPr>
           <w:rFonts w:hint="eastAsia" w:ascii="Times New Roman" w:hAnsi="Times New Roman" w:eastAsia="Times New Roman" w:cs="Times New Roman"/>
@@ -10829,24 +11044,31 @@
         </w:rPr>
         <w:t xml:space="preserve"> </w:t>
       </w:r>
-      <w:r>
-        <w:rPr>
-          <w:rFonts w:hint="eastAsia" w:ascii="Times New Roman" w:hAnsi="Times New Roman" w:eastAsia="Times New Roman" w:cs="Times New Roman"/>
-        </w:rPr>
-        <w:t>Cl</w:t>
-      </w:r>
-      <w:r>
-        <w:rPr>
-          <w:rFonts w:hint="eastAsia" w:ascii="Times New Roman" w:hAnsi="Times New Roman" w:eastAsia="Times New Roman" w:cs="Times New Roman"/>
-          <w:vertAlign w:val="superscript"/>
-        </w:rPr>
-        <w:t>-</w:t>
-      </w:r>
-      <w:r>
-        <w:rPr>
-          <w:rFonts w:hint="eastAsia" w:ascii="Times New Roman" w:hAnsi="Times New Roman" w:eastAsia="Times New Roman" w:cs="Times New Roman"/>
-        </w:rPr>
-        <w:t>）（</w:t>
+      <m:oMath>
+        <m:r>
+          <m:t>C</m:t>
+        </m:r>
+        <m:sSup>
+          <m:e>
+            <m:r>
+              <m:t>l</m:t>
+            </m:r>
+          </m:e>
+          <m:sup>
+            <m:r>
+              <m:rPr>
+                <m:sty m:val="p"/>
+              </m:rPr>
+              <m:t>−</m:t>
+            </m:r>
+          </m:sup>
+        </m:sSup>
+      </m:oMath>
+      <w:r>
+        <w:rPr>
+          <w:rFonts w:hint="eastAsia" w:ascii="Times New Roman" w:hAnsi="Times New Roman" w:eastAsia="Times New Roman" w:cs="Times New Roman"/>
+        </w:rPr>
+        <w:t xml:space="preserve">）（</w:t>
       </w:r>
       <w:r>
         <w:rPr>
@@ -11055,15 +11277,25 @@
         <w:rPr>
           <w:rFonts w:ascii="Times New Roman" w:hAnsi="Times New Roman" w:eastAsia="Times New Roman" w:cs="Times New Roman"/>
         </w:rPr>
-        <w:t xml:space="preserve"> CO</w:t>
-      </w:r>
-      <w:r>
-        <w:rPr>
-          <w:rFonts w:ascii="Times New Roman" w:hAnsi="Times New Roman" w:eastAsia="Times New Roman" w:cs="Times New Roman"/>
-          <w:vertAlign w:val="subscript"/>
-        </w:rPr>
-        <w:t>2</w:t>
-      </w:r>
+        <w:t xml:space="preserve"> </w:t>
+      </w:r>
+      <m:oMath>
+        <m:r>
+          <m:t>C</m:t>
+        </m:r>
+        <m:sSub>
+          <m:e>
+            <m:r>
+              <m:t>O</m:t>
+            </m:r>
+          </m:e>
+          <m:sub>
+            <m:r>
+              <m:t>2</m:t>
+            </m:r>
+          </m:sub>
+        </m:sSub>
+      </m:oMath>
       <w:r>
         <w:rPr>
           <w:rFonts w:ascii="Times New Roman" w:hAnsi="Times New Roman" w:eastAsia="Times New Roman" w:cs="Times New Roman"/>
@@ -11092,15 +11324,25 @@
         <w:rPr>
           <w:rFonts w:ascii="Times New Roman" w:hAnsi="Times New Roman" w:eastAsia="Times New Roman" w:cs="Times New Roman"/>
         </w:rPr>
-        <w:t xml:space="preserve"> CO</w:t>
-      </w:r>
-      <w:r>
-        <w:rPr>
-          <w:rFonts w:ascii="Times New Roman" w:hAnsi="Times New Roman" w:eastAsia="Times New Roman" w:cs="Times New Roman"/>
-          <w:vertAlign w:val="subscript"/>
-        </w:rPr>
-        <w:t>2</w:t>
-      </w:r>
+        <w:t xml:space="preserve"> </w:t>
+      </w:r>
+      <m:oMath>
+        <m:r>
+          <m:t>C</m:t>
+        </m:r>
+        <m:sSub>
+          <m:e>
+            <m:r>
+              <m:t>O</m:t>
+            </m:r>
+          </m:e>
+          <m:sub>
+            <m:r>
+              <m:t>2</m:t>
+            </m:r>
+          </m:sub>
+        </m:sSub>
+      </m:oMath>
       <w:r>
         <w:rPr>
           <w:rFonts w:ascii="Times New Roman" w:hAnsi="Times New Roman" w:eastAsia="Times New Roman" w:cs="Times New Roman"/>
@@ -11146,15 +11388,25 @@
         <w:rPr>
           <w:rFonts w:ascii="Times New Roman" w:hAnsi="Times New Roman" w:eastAsia="Times New Roman" w:cs="Times New Roman"/>
         </w:rPr>
-        <w:t xml:space="preserve"> CO</w:t>
-      </w:r>
-      <w:r>
-        <w:rPr>
-          <w:rFonts w:ascii="Times New Roman" w:hAnsi="Times New Roman" w:eastAsia="Times New Roman" w:cs="Times New Roman"/>
-          <w:vertAlign w:val="subscript"/>
-        </w:rPr>
-        <w:t>2</w:t>
-      </w:r>
+        <w:t xml:space="preserve"> </w:t>
+      </w:r>
+      <m:oMath>
+        <m:r>
+          <m:t>C</m:t>
+        </m:r>
+        <m:sSub>
+          <m:e>
+            <m:r>
+              <m:t>O</m:t>
+            </m:r>
+          </m:e>
+          <m:sub>
+            <m:r>
+              <m:t>2</m:t>
+            </m:r>
+          </m:sub>
+        </m:sSub>
+      </m:oMath>
       <w:r>
         <w:rPr>
           <w:rFonts w:ascii="Times New Roman" w:hAnsi="Times New Roman" w:eastAsia="Times New Roman" w:cs="Times New Roman"/>
@@ -13087,15 +13339,25 @@
         <w:rPr>
           <w:rFonts w:ascii="Times New Roman" w:hAnsi="Times New Roman" w:eastAsia="Times New Roman" w:cs="Times New Roman"/>
         </w:rPr>
-        <w:t xml:space="preserve"> NO</w:t>
-      </w:r>
-      <w:r>
-        <w:rPr>
-          <w:rFonts w:ascii="Times New Roman" w:hAnsi="Times New Roman" w:eastAsia="Times New Roman" w:cs="Times New Roman"/>
-          <w:vertAlign w:val="subscript"/>
-        </w:rPr>
-        <w:t>2</w:t>
-      </w:r>
+        <w:t xml:space="preserve"> </w:t>
+      </w:r>
+      <m:oMath>
+        <m:r>
+          <m:t>N</m:t>
+        </m:r>
+        <m:sSub>
+          <m:e>
+            <m:r>
+              <m:t>O</m:t>
+            </m:r>
+          </m:e>
+          <m:sub>
+            <m:r>
+              <m:t>2</m:t>
+            </m:r>
+          </m:sub>
+        </m:sSub>
+      </m:oMath>
       <w:r>
         <w:rPr>
           <w:rFonts w:ascii="Times New Roman" w:hAnsi="Times New Roman" w:eastAsia="Times New Roman" w:cs="Times New Roman"/>
@@ -13177,20 +13439,33 @@
         <w:rPr>
           <w:rFonts w:ascii="Times New Roman" w:hAnsi="Times New Roman" w:eastAsia="Times New Roman" w:cs="Times New Roman"/>
         </w:rPr>
-        <w:t xml:space="preserve"> N</w:t>
-      </w:r>
-      <w:r>
-        <w:rPr>
-          <w:rFonts w:ascii="Times New Roman" w:hAnsi="Times New Roman" w:eastAsia="Times New Roman" w:cs="Times New Roman"/>
-          <w:vertAlign w:val="subscript"/>
-        </w:rPr>
-        <w:t>2</w:t>
-      </w:r>
-      <w:r>
-        <w:rPr>
-          <w:rFonts w:ascii="Times New Roman" w:hAnsi="Times New Roman" w:eastAsia="Times New Roman" w:cs="Times New Roman"/>
-        </w:rPr>
-        <w:t xml:space="preserve"> 。</w:t>
+        <w:t xml:space="preserve"> </w:t>
+      </w:r>
+      <m:oMath>
+        <m:sSub>
+          <m:e>
+            <m:r>
+              <m:t>N</m:t>
+            </m:r>
+          </m:e>
+          <m:sub>
+            <m:r>
+              <m:t>2</m:t>
+            </m:r>
+          </m:sub>
+        </m:sSub>
+      </m:oMath>
+      <w:r>
+        <w:rPr>
+          <w:rFonts w:ascii="Times New Roman" w:hAnsi="Times New Roman" w:eastAsia="Times New Roman" w:cs="Times New Roman"/>
+        </w:rPr>
+        <w:t xml:space="preserve"> </w:t>
+      </w:r>
+      <w:r>
+        <w:rPr>
+          <w:rFonts w:ascii="Times New Roman" w:hAnsi="Times New Roman" w:eastAsia="Times New Roman" w:cs="Times New Roman"/>
+        </w:rPr>
+        <w:t xml:space="preserve">。</w:t>
       </w:r>
     </w:p>
     <w:p>
@@ -13201,15 +13476,31 @@
         <w:rPr>
           <w:rFonts w:ascii="Times New Roman" w:hAnsi="Times New Roman" w:eastAsia="Times New Roman" w:cs="Times New Roman"/>
         </w:rPr>
-        <w:t>③ NO</w:t>
-      </w:r>
-      <w:r>
-        <w:rPr>
-          <w:rFonts w:ascii="Times New Roman" w:hAnsi="Times New Roman" w:eastAsia="Times New Roman" w:cs="Times New Roman"/>
-          <w:vertAlign w:val="subscript"/>
-        </w:rPr>
-        <w:t>2</w:t>
-      </w:r>
+        <w:t xml:space="preserve">③</w:t>
+      </w:r>
+      <w:r>
+        <w:rPr>
+          <w:rFonts w:ascii="Times New Roman" w:hAnsi="Times New Roman" w:eastAsia="Times New Roman" w:cs="Times New Roman"/>
+        </w:rPr>
+        <w:t xml:space="preserve"> </w:t>
+      </w:r>
+      <m:oMath>
+        <m:r>
+          <m:t>N</m:t>
+        </m:r>
+        <m:sSub>
+          <m:e>
+            <m:r>
+              <m:t>O</m:t>
+            </m:r>
+          </m:e>
+          <m:sub>
+            <m:r>
+              <m:t>2</m:t>
+            </m:r>
+          </m:sub>
+        </m:sSub>
+      </m:oMath>
       <w:r>
         <w:rPr>
           <w:rFonts w:ascii="Times New Roman" w:hAnsi="Times New Roman" w:eastAsia="Times New Roman" w:cs="Times New Roman"/>
@@ -13546,15 +13837,25 @@
         <w:rPr>
           <w:rFonts w:ascii="Times New Roman" w:hAnsi="Times New Roman" w:eastAsia="Times New Roman" w:cs="Times New Roman"/>
         </w:rPr>
-        <w:t xml:space="preserve"> NO</w:t>
-      </w:r>
-      <w:r>
-        <w:rPr>
-          <w:rFonts w:ascii="Times New Roman" w:hAnsi="Times New Roman" w:eastAsia="Times New Roman" w:cs="Times New Roman"/>
-          <w:vertAlign w:val="subscript"/>
-        </w:rPr>
-        <w:t>2</w:t>
-      </w:r>
+        <w:t xml:space="preserve"> </w:t>
+      </w:r>
+      <m:oMath>
+        <m:r>
+          <m:t>N</m:t>
+        </m:r>
+        <m:sSub>
+          <m:e>
+            <m:r>
+              <m:t>O</m:t>
+            </m:r>
+          </m:e>
+          <m:sub>
+            <m:r>
+              <m:t>2</m:t>
+            </m:r>
+          </m:sub>
+        </m:sSub>
+      </m:oMath>
       <w:r>
         <w:rPr>
           <w:rFonts w:ascii="Times New Roman" w:hAnsi="Times New Roman" w:eastAsia="Times New Roman" w:cs="Times New Roman"/>
@@ -13656,15 +13957,25 @@
         <w:rPr>
           <w:rFonts w:ascii="Times New Roman" w:hAnsi="Times New Roman" w:eastAsia="Times New Roman" w:cs="Times New Roman"/>
         </w:rPr>
-        <w:t xml:space="preserve"> NO</w:t>
-      </w:r>
-      <w:r>
-        <w:rPr>
-          <w:rFonts w:ascii="Times New Roman" w:hAnsi="Times New Roman" w:eastAsia="Times New Roman" w:cs="Times New Roman"/>
-          <w:vertAlign w:val="subscript"/>
-        </w:rPr>
-        <w:t>2</w:t>
-      </w:r>
+        <w:t xml:space="preserve"> </w:t>
+      </w:r>
+      <m:oMath>
+        <m:r>
+          <m:t>N</m:t>
+        </m:r>
+        <m:sSub>
+          <m:e>
+            <m:r>
+              <m:t>O</m:t>
+            </m:r>
+          </m:e>
+          <m:sub>
+            <m:r>
+              <m:t>2</m:t>
+            </m:r>
+          </m:sub>
+        </m:sSub>
+      </m:oMath>
       <w:r>
         <w:rPr>
           <w:rFonts w:ascii="Times New Roman" w:hAnsi="Times New Roman" w:eastAsia="Times New Roman" w:cs="Times New Roman"/>
@@ -13832,20 +14143,36 @@
         <w:rPr>
           <w:rFonts w:ascii="Times New Roman" w:hAnsi="Times New Roman" w:eastAsia="Times New Roman" w:cs="Times New Roman"/>
         </w:rPr>
-        <w:t xml:space="preserve"> NO</w:t>
-      </w:r>
-      <w:r>
-        <w:rPr>
-          <w:rFonts w:ascii="Times New Roman" w:hAnsi="Times New Roman" w:eastAsia="Times New Roman" w:cs="Times New Roman"/>
-          <w:vertAlign w:val="subscript"/>
-        </w:rPr>
-        <w:t>2</w:t>
-      </w:r>
-      <w:r>
-        <w:rPr>
-          <w:rFonts w:ascii="Times New Roman" w:hAnsi="Times New Roman" w:eastAsia="Times New Roman" w:cs="Times New Roman"/>
-        </w:rPr>
-        <w:t xml:space="preserve"> , </w:t>
+        <w:t xml:space="preserve"> </w:t>
+      </w:r>
+      <m:oMath>
+        <m:r>
+          <m:t>N</m:t>
+        </m:r>
+        <m:sSub>
+          <m:e>
+            <m:r>
+              <m:t>O</m:t>
+            </m:r>
+          </m:e>
+          <m:sub>
+            <m:r>
+              <m:t>2</m:t>
+            </m:r>
+          </m:sub>
+        </m:sSub>
+      </m:oMath>
+      <w:r>
+        <w:rPr>
+          <w:rFonts w:ascii="Times New Roman" w:hAnsi="Times New Roman" w:eastAsia="Times New Roman" w:cs="Times New Roman"/>
+        </w:rPr>
+        <w:t xml:space="preserve"> </w:t>
+      </w:r>
+      <w:r>
+        <w:rPr>
+          <w:rFonts w:ascii="Times New Roman" w:hAnsi="Times New Roman" w:eastAsia="Times New Roman" w:cs="Times New Roman"/>
+        </w:rPr>
+        <w:t xml:space="preserve">, </w:t>
       </w:r>
       <w:r>
         <w:rPr>
@@ -13869,15 +14196,25 @@
         <w:rPr>
           <w:rFonts w:ascii="Times New Roman" w:hAnsi="Times New Roman" w:eastAsia="Times New Roman" w:cs="Times New Roman"/>
         </w:rPr>
-        <w:t xml:space="preserve"> NO</w:t>
-      </w:r>
-      <w:r>
-        <w:rPr>
-          <w:rFonts w:ascii="Times New Roman" w:hAnsi="Times New Roman" w:eastAsia="Times New Roman" w:cs="Times New Roman"/>
-          <w:vertAlign w:val="subscript"/>
-        </w:rPr>
-        <w:t>2</w:t>
-      </w:r>
+        <w:t xml:space="preserve"> </w:t>
+      </w:r>
+      <m:oMath>
+        <m:r>
+          <m:t>N</m:t>
+        </m:r>
+        <m:sSub>
+          <m:e>
+            <m:r>
+              <m:t>O</m:t>
+            </m:r>
+          </m:e>
+          <m:sub>
+            <m:r>
+              <m:t>2</m:t>
+            </m:r>
+          </m:sub>
+        </m:sSub>
+      </m:oMath>
       <w:r>
         <w:rPr>
           <w:rFonts w:ascii="Times New Roman" w:hAnsi="Times New Roman" w:eastAsia="Times New Roman" w:cs="Times New Roman"/>
@@ -14069,15 +14406,25 @@
         <w:rPr>
           <w:rFonts w:ascii="Times New Roman" w:hAnsi="Times New Roman" w:eastAsia="Times New Roman" w:cs="Times New Roman"/>
         </w:rPr>
-        <w:t xml:space="preserve"> NO</w:t>
-      </w:r>
-      <w:r>
-        <w:rPr>
-          <w:rFonts w:ascii="Times New Roman" w:hAnsi="Times New Roman" w:eastAsia="Times New Roman" w:cs="Times New Roman"/>
-          <w:vertAlign w:val="subscript"/>
-        </w:rPr>
-        <w:t>2</w:t>
-      </w:r>
+        <w:t xml:space="preserve"> </w:t>
+      </w:r>
+      <m:oMath>
+        <m:r>
+          <m:t>N</m:t>
+        </m:r>
+        <m:sSub>
+          <m:e>
+            <m:r>
+              <m:t>O</m:t>
+            </m:r>
+          </m:e>
+          <m:sub>
+            <m:r>
+              <m:t>2</m:t>
+            </m:r>
+          </m:sub>
+        </m:sSub>
+      </m:oMath>
       <w:r>
         <w:rPr>
           <w:rFonts w:ascii="Times New Roman" w:hAnsi="Times New Roman" w:eastAsia="Times New Roman" w:cs="Times New Roman"/>
@@ -14707,15 +15054,31 @@
         <w:rPr>
           <w:rFonts w:hint="eastAsia" w:ascii="Times New Roman" w:hAnsi="Times New Roman" w:eastAsia="Times New Roman" w:cs="Times New Roman"/>
         </w:rPr>
-        <w:t>：FeCl</w:t>
-      </w:r>
-      <w:r>
-        <w:rPr>
-          <w:rFonts w:hint="eastAsia" w:ascii="Times New Roman" w:hAnsi="Times New Roman" w:eastAsia="Times New Roman" w:cs="Times New Roman"/>
-          <w:vertAlign w:val="subscript"/>
-        </w:rPr>
-        <w:t>2</w:t>
-      </w:r>
+        <w:t>：</w:t>
+      </w:r>
+      <m:oMath>
+        <m:r>
+          <m:t>F</m:t>
+        </m:r>
+        <m:r>
+          <m:t>e</m:t>
+        </m:r>
+        <m:r>
+          <m:t>C</m:t>
+        </m:r>
+        <m:sSub>
+          <m:e>
+            <m:r>
+              <m:t>l</m:t>
+            </m:r>
+          </m:e>
+          <m:sub>
+            <m:r>
+              <m:t>2</m:t>
+            </m:r>
+          </m:sub>
+        </m:sSub>
+      </m:oMath>
       <w:r>
         <w:rPr>
           <w:rFonts w:ascii="Times New Roman" w:hAnsi="Times New Roman" w:eastAsia="Times New Roman" w:cs="Times New Roman"/>
@@ -14820,15 +15183,31 @@
         <w:rPr>
           <w:rFonts w:ascii="Times New Roman" w:hAnsi="Times New Roman" w:eastAsia="Times New Roman" w:cs="Times New Roman"/>
         </w:rPr>
-        <w:t>、FeCl</w:t>
-      </w:r>
-      <w:r>
-        <w:rPr>
-          <w:rFonts w:ascii="Times New Roman" w:hAnsi="Times New Roman" w:eastAsia="Times New Roman" w:cs="Times New Roman"/>
-          <w:vertAlign w:val="subscript"/>
-        </w:rPr>
-        <w:t>3</w:t>
-      </w:r>
+        <w:t xml:space="preserve">、</w:t>
+      </w:r>
+      <m:oMath>
+        <m:r>
+          <m:t>F</m:t>
+        </m:r>
+        <m:r>
+          <m:t>e</m:t>
+        </m:r>
+        <m:r>
+          <m:t>C</m:t>
+        </m:r>
+        <m:sSub>
+          <m:e>
+            <m:r>
+              <m:t>l</m:t>
+            </m:r>
+          </m:e>
+          <m:sub>
+            <m:r>
+              <m:t>3</m:t>
+            </m:r>
+          </m:sub>
+        </m:sSub>
+      </m:oMath>
       <w:r>
         <w:rPr>
           <w:rFonts w:ascii="Times New Roman" w:hAnsi="Times New Roman" w:eastAsia="Times New Roman" w:cs="Times New Roman"/>
@@ -16806,22 +17185,36 @@
         <w:rPr>
           <w:rFonts w:ascii="Times New Roman" w:hAnsi="Times New Roman" w:eastAsia="Times New Roman" w:cs="Times New Roman"/>
         </w:rPr>
-        <w:t xml:space="preserve"> SO</w:t>
-      </w:r>
-      <w:r>
-        <w:rPr>
-          <w:rFonts w:ascii="Times New Roman" w:hAnsi="Times New Roman" w:eastAsia="Times New Roman" w:cs="Times New Roman"/>
-          <w:vertAlign w:val="subscript"/>
-        </w:rPr>
-        <w:t>4</w:t>
-      </w:r>
-      <w:r>
-        <w:rPr>
-          <w:rFonts w:ascii="Times New Roman" w:hAnsi="Times New Roman" w:eastAsia="Times New Roman" w:cs="Times New Roman"/>
-          <w:vertAlign w:val="superscript"/>
-        </w:rPr>
-        <w:t>2-</w:t>
-      </w:r>
+        <w:t xml:space="preserve"> </w:t>
+      </w:r>
+      <m:oMath>
+        <m:r>
+          <m:t>S</m:t>
+        </m:r>
+        <m:sSubSup>
+          <m:e>
+            <m:r>
+              <m:t>O</m:t>
+            </m:r>
+          </m:e>
+          <m:sub>
+            <m:r>
+              <m:t>4</m:t>
+            </m:r>
+          </m:sub>
+          <m:sup>
+            <m:r>
+              <m:t>2</m:t>
+            </m:r>
+            <m:r>
+              <m:rPr>
+                <m:sty m:val="p"/>
+              </m:rPr>
+              <m:t>−</m:t>
+            </m:r>
+          </m:sup>
+        </m:sSubSup>
+      </m:oMath>
       <w:r>
         <w:rPr>
           <w:rFonts w:ascii="Times New Roman" w:hAnsi="Times New Roman" w:eastAsia="Times New Roman" w:cs="Times New Roman"/>
@@ -16908,15 +17301,31 @@
         <w:rPr>
           <w:rFonts w:ascii="Times New Roman" w:hAnsi="Times New Roman" w:eastAsia="Times New Roman" w:cs="Times New Roman"/>
         </w:rPr>
-        <w:t xml:space="preserve"> CuSO</w:t>
-      </w:r>
-      <w:r>
-        <w:rPr>
-          <w:rFonts w:ascii="Times New Roman" w:hAnsi="Times New Roman" w:eastAsia="Times New Roman" w:cs="Times New Roman"/>
-          <w:vertAlign w:val="subscript"/>
-        </w:rPr>
-        <w:t>4</w:t>
-      </w:r>
+        <w:t xml:space="preserve"> </w:t>
+      </w:r>
+      <m:oMath>
+        <m:r>
+          <m:t>C</m:t>
+        </m:r>
+        <m:r>
+          <m:t>u</m:t>
+        </m:r>
+        <m:r>
+          <m:t>S</m:t>
+        </m:r>
+        <m:sSub>
+          <m:e>
+            <m:r>
+              <m:t>O</m:t>
+            </m:r>
+          </m:e>
+          <m:sub>
+            <m:r>
+              <m:t>4</m:t>
+            </m:r>
+          </m:sub>
+        </m:sSub>
+      </m:oMath>
       <w:r>
         <w:rPr>
           <w:rFonts w:ascii="Times New Roman" w:hAnsi="Times New Roman" w:eastAsia="Times New Roman" w:cs="Times New Roman"/>
@@ -19943,7 +20352,7 @@
     <ns0:name ns0:val="Verbatim Char"/>
     <ns0:basedOn ns0:val="BodyTextChar"/>
     <ns0:rPr>
-      <ns0:rFonts ns0:ascii="Times New Roman" ns0:cs="Times New Roman" ns0:eastAsia="FangSong" ns0:hAnsi="Times New Roman"/>
+      <ns0:rFonts ns0:ascii="SimSun" ns0:cs="SimSun" ns0:eastAsia="SimSun" ns0:hAnsi="SimSun"/>
       <ns0:b ns0:val="0"/>
       <ns0:sz ns0:val="20"/>
     </ns0:rPr>
@@ -19997,7 +20406,7 @@
       <w:wordWrap w:val="off"/>
     </w:pPr>
     <ns0:rPr>
-      <w:rFonts ns0:ascii="Times New Roman" ns0:hAnsi="Times New Roman" ns0:eastAsia="FangSong" ns0:cs="Times New Roman"/>
+      <w:rFonts ns0:ascii="SimSun" ns0:hAnsi="SimSun" ns0:eastAsia="SimSun" ns0:cs="SimSun"/>
     </ns0:rPr>
   </w:style>
   <w:style w:type="character" w:customStyle="1" w:styleId="KeywordTok">

--- a/00-首页/题组Word/专项卷/一分册/专项卷IV-学生版.docx
+++ b/00-首页/题组Word/专项卷/一分册/专项卷IV-学生版.docx
@@ -700,6 +700,8 @@
           <w:ilvl w:val="0"/>
           <w:numId w:val="1001"/>
         </w:numPr>
+        <w:ind w:left="480" w:hanging="480"/>
+        <w:spacing w:after="0"/>
       </w:pPr>
       <w:r>
         <w:rPr>
@@ -736,168 +738,6 @@
           <w:rFonts w:ascii="Times New Roman" w:hAnsi="Times New Roman" w:eastAsia="Times New Roman" w:cs="Times New Roman"/>
         </w:rPr>
         <w:t xml:space="preserve"> </w:t>
-      </w:r>
-      <w:r>
-        <w:rPr>
-          <w:rFonts w:ascii="Times New Roman" w:hAnsi="Times New Roman" w:eastAsia="Times New Roman" w:cs="Times New Roman"/>
-        </w:rPr>
-        <w:t xml:space="preserve">A. </w:t>
-      </w:r>
-      <w:r>
-        <w:rPr>
-          <w:rFonts w:hint="eastAsia" w:ascii="Times New Roman" w:hAnsi="Times New Roman" w:eastAsia="FangSong" w:cs="Times New Roman"/>
-        </w:rPr>
-        <w:t>由石墨制备金刚石是吸热反应</w:t>
-      </w:r>
-      <w:r>
-        <w:rPr>
-          <w:rFonts w:hint="eastAsia" w:ascii="Times New Roman" w:hAnsi="Times New Roman" w:eastAsia="Times New Roman" w:cs="Times New Roman"/>
-        </w:rPr>
-        <w:t>；</w:t>
-      </w:r>
-      <w:r>
-        <w:rPr>
-          <w:rFonts w:hint="eastAsia" w:ascii="Times New Roman" w:hAnsi="Times New Roman" w:eastAsia="FangSong" w:cs="Times New Roman"/>
-        </w:rPr>
-        <w:t>等质量时</w:t>
-      </w:r>
-      <w:r>
-        <w:rPr>
-          <w:rFonts w:hint="eastAsia" w:ascii="Times New Roman" w:hAnsi="Times New Roman" w:eastAsia="Times New Roman" w:cs="Times New Roman"/>
-        </w:rPr>
-        <w:t>，</w:t>
-      </w:r>
-      <w:r>
-        <w:rPr>
-          <w:rFonts w:hint="eastAsia" w:ascii="Times New Roman" w:hAnsi="Times New Roman" w:eastAsia="FangSong" w:cs="Times New Roman"/>
-        </w:rPr>
-        <w:t>石墨的能量比金刚石的低</w:t>
-      </w:r>
-      <w:r>
-        <w:rPr>
-          <w:rFonts w:ascii="Times New Roman" w:hAnsi="Times New Roman" w:eastAsia="Times New Roman" w:cs="Times New Roman"/>
-        </w:rPr>
-        <w:t xml:space="preserve"> </w:t>
-      </w:r>
-      <w:r>
-        <w:rPr>
-          <w:rFonts w:ascii="Times New Roman" w:hAnsi="Times New Roman" w:eastAsia="Times New Roman" w:cs="Times New Roman"/>
-        </w:rPr>
-        <w:t xml:space="preserve">B. </w:t>
-      </w:r>
-      <w:r>
-        <w:rPr>
-          <w:rFonts w:hint="eastAsia" w:ascii="Times New Roman" w:hAnsi="Times New Roman" w:eastAsia="FangSong" w:cs="Times New Roman"/>
-        </w:rPr>
-        <w:t>由石墨制备金刚石是吸热反应</w:t>
-      </w:r>
-      <w:r>
-        <w:rPr>
-          <w:rFonts w:hint="eastAsia" w:ascii="Times New Roman" w:hAnsi="Times New Roman" w:eastAsia="Times New Roman" w:cs="Times New Roman"/>
-        </w:rPr>
-        <w:t>；</w:t>
-      </w:r>
-      <w:r>
-        <w:rPr>
-          <w:rFonts w:hint="eastAsia" w:ascii="Times New Roman" w:hAnsi="Times New Roman" w:eastAsia="FangSong" w:cs="Times New Roman"/>
-        </w:rPr>
-        <w:t>等质量时</w:t>
-      </w:r>
-      <w:r>
-        <w:rPr>
-          <w:rFonts w:hint="eastAsia" w:ascii="Times New Roman" w:hAnsi="Times New Roman" w:eastAsia="Times New Roman" w:cs="Times New Roman"/>
-        </w:rPr>
-        <w:t>，</w:t>
-      </w:r>
-      <w:r>
-        <w:rPr>
-          <w:rFonts w:hint="eastAsia" w:ascii="Times New Roman" w:hAnsi="Times New Roman" w:eastAsia="FangSong" w:cs="Times New Roman"/>
-        </w:rPr>
-        <w:t>石墨的能量比金刚石的高</w:t>
-      </w:r>
-      <w:r>
-        <w:rPr>
-          <w:rFonts w:ascii="Times New Roman" w:hAnsi="Times New Roman" w:eastAsia="Times New Roman" w:cs="Times New Roman"/>
-        </w:rPr>
-        <w:t xml:space="preserve"> </w:t>
-      </w:r>
-      <w:r>
-        <w:rPr>
-          <w:rFonts w:ascii="Times New Roman" w:hAnsi="Times New Roman" w:eastAsia="Times New Roman" w:cs="Times New Roman"/>
-        </w:rPr>
-        <w:t xml:space="preserve">C. </w:t>
-      </w:r>
-      <w:r>
-        <w:rPr>
-          <w:rFonts w:hint="eastAsia" w:ascii="Times New Roman" w:hAnsi="Times New Roman" w:eastAsia="FangSong" w:cs="Times New Roman"/>
-        </w:rPr>
-        <w:t>由石墨制备金刚石是放热反应</w:t>
-      </w:r>
-      <w:r>
-        <w:rPr>
-          <w:rFonts w:hint="eastAsia" w:ascii="Times New Roman" w:hAnsi="Times New Roman" w:eastAsia="Times New Roman" w:cs="Times New Roman"/>
-        </w:rPr>
-        <w:t>；</w:t>
-      </w:r>
-      <w:r>
-        <w:rPr>
-          <w:rFonts w:hint="eastAsia" w:ascii="Times New Roman" w:hAnsi="Times New Roman" w:eastAsia="FangSong" w:cs="Times New Roman"/>
-        </w:rPr>
-        <w:t>等质量时</w:t>
-      </w:r>
-      <w:r>
-        <w:rPr>
-          <w:rFonts w:hint="eastAsia" w:ascii="Times New Roman" w:hAnsi="Times New Roman" w:eastAsia="Times New Roman" w:cs="Times New Roman"/>
-        </w:rPr>
-        <w:t>，</w:t>
-      </w:r>
-      <w:r>
-        <w:rPr>
-          <w:rFonts w:hint="eastAsia" w:ascii="Times New Roman" w:hAnsi="Times New Roman" w:eastAsia="FangSong" w:cs="Times New Roman"/>
-        </w:rPr>
-        <w:t>石墨的能量比金刚石的低</w:t>
-      </w:r>
-      <w:r>
-        <w:rPr>
-          <w:rFonts w:ascii="Times New Roman" w:hAnsi="Times New Roman" w:eastAsia="Times New Roman" w:cs="Times New Roman"/>
-        </w:rPr>
-        <w:t xml:space="preserve"> </w:t>
-      </w:r>
-      <w:r>
-        <w:rPr>
-          <w:rFonts w:ascii="Times New Roman" w:hAnsi="Times New Roman" w:eastAsia="Times New Roman" w:cs="Times New Roman"/>
-        </w:rPr>
-        <w:t xml:space="preserve">D. </w:t>
-      </w:r>
-      <w:r>
-        <w:rPr>
-          <w:rFonts w:hint="eastAsia" w:ascii="Times New Roman" w:hAnsi="Times New Roman" w:eastAsia="FangSong" w:cs="Times New Roman"/>
-        </w:rPr>
-        <w:t>由石墨制备金刚石是放热反应</w:t>
-      </w:r>
-      <w:r>
-        <w:rPr>
-          <w:rFonts w:hint="eastAsia" w:ascii="Times New Roman" w:hAnsi="Times New Roman" w:eastAsia="Times New Roman" w:cs="Times New Roman"/>
-        </w:rPr>
-        <w:t>；</w:t>
-      </w:r>
-      <w:r>
-        <w:rPr>
-          <w:rFonts w:hint="eastAsia" w:ascii="Times New Roman" w:hAnsi="Times New Roman" w:eastAsia="FangSong" w:cs="Times New Roman"/>
-        </w:rPr>
-        <w:t>等质量时</w:t>
-      </w:r>
-      <w:r>
-        <w:rPr>
-          <w:rFonts w:hint="eastAsia" w:ascii="Times New Roman" w:hAnsi="Times New Roman" w:eastAsia="Times New Roman" w:cs="Times New Roman"/>
-        </w:rPr>
-        <w:t>，</w:t>
-      </w:r>
-      <w:r>
-        <w:rPr>
-          <w:rFonts w:hint="eastAsia" w:ascii="Times New Roman" w:hAnsi="Times New Roman" w:eastAsia="FangSong" w:cs="Times New Roman"/>
-        </w:rPr>
-        <w:t>石墨的能量比金刚石的高</w:t>
       </w:r>
     </w:p>
     <w:p>
@@ -906,106 +746,50 @@
           <w:ilvl w:val="0"/>
           <w:numId w:val="1001"/>
         </w:numPr>
-      </w:pPr>
-      <m:oMath>
-        <m:r>
-          <m:t>1</m:t>
-        </m:r>
-        <m:r>
-          <m:t> </m:t>
-        </m:r>
-        <m:r>
-          <m:rPr>
-            <m:sty m:val="p"/>
-          </m:rPr>
-          <m:t>m</m:t>
-        </m:r>
-        <m:r>
-          <m:rPr>
-            <m:sty m:val="p"/>
-          </m:rPr>
-          <m:t>o</m:t>
-        </m:r>
-        <m:r>
-          <m:rPr>
-            <m:sty m:val="p"/>
-          </m:rPr>
-          <m:t>l</m:t>
-        </m:r>
-      </m:oMath>
-      <w:r>
-        <w:rPr>
-          <w:rFonts w:ascii="Times New Roman" w:hAnsi="Times New Roman" w:eastAsia="Times New Roman" w:cs="Times New Roman"/>
-        </w:rPr>
-        <w:t xml:space="preserve"> </w:t>
-      </w:r>
-      <w:r>
-        <w:rPr>
-          <w:rFonts w:hint="eastAsia" w:ascii="Times New Roman" w:hAnsi="Times New Roman" w:eastAsia="FangSong" w:cs="Times New Roman"/>
-        </w:rPr>
-        <w:t xml:space="preserve">石墨转化为</w:t>
-      </w:r>
-      <w:r>
-        <w:rPr>
-          <w:rFonts w:ascii="Times New Roman" w:hAnsi="Times New Roman" w:eastAsia="Times New Roman" w:cs="Times New Roman"/>
-        </w:rPr>
-        <w:t xml:space="preserve"> </w:t>
-      </w:r>
-      <m:oMath>
-        <m:r>
-          <m:t>1</m:t>
-        </m:r>
-        <m:r>
-          <m:t> </m:t>
-        </m:r>
-        <m:r>
-          <m:rPr>
-            <m:sty m:val="p"/>
-          </m:rPr>
-          <m:t>m</m:t>
-        </m:r>
-        <m:r>
-          <m:rPr>
-            <m:sty m:val="p"/>
-          </m:rPr>
-          <m:t>o</m:t>
-        </m:r>
-        <m:r>
-          <m:rPr>
-            <m:sty m:val="p"/>
-          </m:rPr>
-          <m:t>l</m:t>
-        </m:r>
-      </m:oMath>
-      <w:r>
-        <w:rPr>
-          <w:rFonts w:ascii="Times New Roman" w:hAnsi="Times New Roman" w:eastAsia="Times New Roman" w:cs="Times New Roman"/>
-        </w:rPr>
-        <w:t xml:space="preserve"> </w:t>
-      </w:r>
-      <w:r>
-        <w:rPr>
-          <w:rFonts w:hint="eastAsia" w:ascii="Times New Roman" w:hAnsi="Times New Roman" w:eastAsia="FangSong" w:cs="Times New Roman"/>
-        </w:rPr>
-        <w:t>金刚石的热效应是多少</w:t>
-      </w:r>
-      <w:r>
-        <w:rPr>
-          <w:rFonts w:hint="eastAsia" w:ascii="Times New Roman" w:hAnsi="Times New Roman" w:eastAsia="Times New Roman" w:cs="Times New Roman"/>
-        </w:rPr>
-        <w:t>？</w:t>
-      </w:r>
-      <w:r>
-        <w:rPr>
-          <w:rFonts w:hint="eastAsia" w:ascii="Times New Roman" w:hAnsi="Times New Roman" w:eastAsia="FangSong" w:cs="Times New Roman"/>
-        </w:rPr>
-        <w:t>该值说明什么问题</w:t>
-      </w:r>
-      <w:r>
-        <w:rPr>
-          <w:rFonts w:hint="eastAsia" w:ascii="Times New Roman" w:hAnsi="Times New Roman" w:eastAsia="Times New Roman" w:cs="Times New Roman"/>
-        </w:rPr>
-        <w:t>？</w:t>
+        <w:ind w:left="480" w:hanging="480"/>
+        <w:spacing w:before="0" w:after="0"/>
+      </w:pPr>
+      <w:r>
+        <w:rPr>
+          <w:rFonts w:ascii="Times New Roman" w:hAnsi="Times New Roman" w:eastAsia="Times New Roman" w:cs="Times New Roman"/>
+        </w:rPr>
+        <w:t xml:space="preserve">A. </w:t>
+      </w:r>
+      <w:r>
+        <w:rPr>
+          <w:rFonts w:hint="eastAsia" w:ascii="Times New Roman" w:hAnsi="Times New Roman" w:eastAsia="FangSong" w:cs="Times New Roman"/>
+        </w:rPr>
+        <w:t>由石墨制备金刚石是吸热反应</w:t>
+      </w:r>
+      <w:r>
+        <w:rPr>
+          <w:rFonts w:hint="eastAsia" w:ascii="Times New Roman" w:hAnsi="Times New Roman" w:eastAsia="Times New Roman" w:cs="Times New Roman"/>
+        </w:rPr>
+        <w:t>；</w:t>
+      </w:r>
+      <w:r>
+        <w:rPr>
+          <w:rFonts w:hint="eastAsia" w:ascii="Times New Roman" w:hAnsi="Times New Roman" w:eastAsia="FangSong" w:cs="Times New Roman"/>
+        </w:rPr>
+        <w:t>等质量时</w:t>
+      </w:r>
+      <w:r>
+        <w:rPr>
+          <w:rFonts w:hint="eastAsia" w:ascii="Times New Roman" w:hAnsi="Times New Roman" w:eastAsia="Times New Roman" w:cs="Times New Roman"/>
+        </w:rPr>
+        <w:t>，</w:t>
+      </w:r>
+      <w:r>
+        <w:rPr>
+          <w:rFonts w:hint="eastAsia" w:ascii="Times New Roman" w:hAnsi="Times New Roman" w:eastAsia="FangSong" w:cs="Times New Roman"/>
+        </w:rPr>
+        <w:t>石墨的能量比金刚石的低</w:t>
+      </w:r>
+      <w:r>
+        <w:rPr>
+          <w:rFonts w:ascii="Times New Roman" w:hAnsi="Times New Roman" w:eastAsia="Times New Roman" w:cs="Times New Roman"/>
+        </w:rPr>
+        <w:t xml:space="preserve"> </w:t>
       </w:r>
     </w:p>
     <w:p>
@@ -1014,6 +798,264 @@
           <w:ilvl w:val="0"/>
           <w:numId w:val="1001"/>
         </w:numPr>
+        <w:ind w:left="480" w:hanging="480"/>
+        <w:spacing w:before="0" w:after="0"/>
+      </w:pPr>
+      <w:r>
+        <w:rPr>
+          <w:rFonts w:ascii="Times New Roman" w:hAnsi="Times New Roman" w:eastAsia="Times New Roman" w:cs="Times New Roman"/>
+        </w:rPr>
+        <w:t xml:space="preserve">B. </w:t>
+      </w:r>
+      <w:r>
+        <w:rPr>
+          <w:rFonts w:hint="eastAsia" w:ascii="Times New Roman" w:hAnsi="Times New Roman" w:eastAsia="FangSong" w:cs="Times New Roman"/>
+        </w:rPr>
+        <w:t>由石墨制备金刚石是吸热反应</w:t>
+      </w:r>
+      <w:r>
+        <w:rPr>
+          <w:rFonts w:hint="eastAsia" w:ascii="Times New Roman" w:hAnsi="Times New Roman" w:eastAsia="Times New Roman" w:cs="Times New Roman"/>
+        </w:rPr>
+        <w:t>；</w:t>
+      </w:r>
+      <w:r>
+        <w:rPr>
+          <w:rFonts w:hint="eastAsia" w:ascii="Times New Roman" w:hAnsi="Times New Roman" w:eastAsia="FangSong" w:cs="Times New Roman"/>
+        </w:rPr>
+        <w:t>等质量时</w:t>
+      </w:r>
+      <w:r>
+        <w:rPr>
+          <w:rFonts w:hint="eastAsia" w:ascii="Times New Roman" w:hAnsi="Times New Roman" w:eastAsia="Times New Roman" w:cs="Times New Roman"/>
+        </w:rPr>
+        <w:t>，</w:t>
+      </w:r>
+      <w:r>
+        <w:rPr>
+          <w:rFonts w:hint="eastAsia" w:ascii="Times New Roman" w:hAnsi="Times New Roman" w:eastAsia="FangSong" w:cs="Times New Roman"/>
+        </w:rPr>
+        <w:t>石墨的能量比金刚石的高</w:t>
+      </w:r>
+      <w:r>
+        <w:rPr>
+          <w:rFonts w:ascii="Times New Roman" w:hAnsi="Times New Roman" w:eastAsia="Times New Roman" w:cs="Times New Roman"/>
+        </w:rPr>
+        <w:t xml:space="preserve"> </w:t>
+      </w:r>
+    </w:p>
+    <w:p>
+      <w:pPr>
+        <w:numPr>
+          <w:ilvl w:val="0"/>
+          <w:numId w:val="1001"/>
+        </w:numPr>
+        <w:ind w:left="480" w:hanging="480"/>
+        <w:spacing w:before="0" w:after="0"/>
+      </w:pPr>
+      <w:r>
+        <w:rPr>
+          <w:rFonts w:ascii="Times New Roman" w:hAnsi="Times New Roman" w:eastAsia="Times New Roman" w:cs="Times New Roman"/>
+        </w:rPr>
+        <w:t xml:space="preserve">C. </w:t>
+      </w:r>
+      <w:r>
+        <w:rPr>
+          <w:rFonts w:hint="eastAsia" w:ascii="Times New Roman" w:hAnsi="Times New Roman" w:eastAsia="FangSong" w:cs="Times New Roman"/>
+        </w:rPr>
+        <w:t>由石墨制备金刚石是放热反应</w:t>
+      </w:r>
+      <w:r>
+        <w:rPr>
+          <w:rFonts w:hint="eastAsia" w:ascii="Times New Roman" w:hAnsi="Times New Roman" w:eastAsia="Times New Roman" w:cs="Times New Roman"/>
+        </w:rPr>
+        <w:t>；</w:t>
+      </w:r>
+      <w:r>
+        <w:rPr>
+          <w:rFonts w:hint="eastAsia" w:ascii="Times New Roman" w:hAnsi="Times New Roman" w:eastAsia="FangSong" w:cs="Times New Roman"/>
+        </w:rPr>
+        <w:t>等质量时</w:t>
+      </w:r>
+      <w:r>
+        <w:rPr>
+          <w:rFonts w:hint="eastAsia" w:ascii="Times New Roman" w:hAnsi="Times New Roman" w:eastAsia="Times New Roman" w:cs="Times New Roman"/>
+        </w:rPr>
+        <w:t>，</w:t>
+      </w:r>
+      <w:r>
+        <w:rPr>
+          <w:rFonts w:hint="eastAsia" w:ascii="Times New Roman" w:hAnsi="Times New Roman" w:eastAsia="FangSong" w:cs="Times New Roman"/>
+        </w:rPr>
+        <w:t>石墨的能量比金刚石的低</w:t>
+      </w:r>
+      <w:r>
+        <w:rPr>
+          <w:rFonts w:ascii="Times New Roman" w:hAnsi="Times New Roman" w:eastAsia="Times New Roman" w:cs="Times New Roman"/>
+        </w:rPr>
+        <w:t xml:space="preserve"> </w:t>
+      </w:r>
+    </w:p>
+    <w:p>
+      <w:pPr>
+        <w:numPr>
+          <w:ilvl w:val="0"/>
+          <w:numId w:val="1001"/>
+        </w:numPr>
+        <w:ind w:left="480" w:hanging="480"/>
+        <w:spacing w:before="0" w:after="180"/>
+      </w:pPr>
+      <w:r>
+        <w:rPr>
+          <w:rFonts w:ascii="Times New Roman" w:hAnsi="Times New Roman" w:eastAsia="Times New Roman" w:cs="Times New Roman"/>
+        </w:rPr>
+        <w:t xml:space="preserve">D. </w:t>
+      </w:r>
+      <w:r>
+        <w:rPr>
+          <w:rFonts w:hint="eastAsia" w:ascii="Times New Roman" w:hAnsi="Times New Roman" w:eastAsia="FangSong" w:cs="Times New Roman"/>
+        </w:rPr>
+        <w:t>由石墨制备金刚石是放热反应</w:t>
+      </w:r>
+      <w:r>
+        <w:rPr>
+          <w:rFonts w:hint="eastAsia" w:ascii="Times New Roman" w:hAnsi="Times New Roman" w:eastAsia="Times New Roman" w:cs="Times New Roman"/>
+        </w:rPr>
+        <w:t>；</w:t>
+      </w:r>
+      <w:r>
+        <w:rPr>
+          <w:rFonts w:hint="eastAsia" w:ascii="Times New Roman" w:hAnsi="Times New Roman" w:eastAsia="FangSong" w:cs="Times New Roman"/>
+        </w:rPr>
+        <w:t>等质量时</w:t>
+      </w:r>
+      <w:r>
+        <w:rPr>
+          <w:rFonts w:hint="eastAsia" w:ascii="Times New Roman" w:hAnsi="Times New Roman" w:eastAsia="Times New Roman" w:cs="Times New Roman"/>
+        </w:rPr>
+        <w:t>，</w:t>
+      </w:r>
+      <w:r>
+        <w:rPr>
+          <w:rFonts w:hint="eastAsia" w:ascii="Times New Roman" w:hAnsi="Times New Roman" w:eastAsia="FangSong" w:cs="Times New Roman"/>
+        </w:rPr>
+        <w:t>石墨的能量比金刚石的高</w:t>
+      </w:r>
+    </w:p>
+    <w:p>
+      <w:pPr>
+        <w:numPr>
+          <w:ilvl w:val="0"/>
+          <w:numId w:val="1001"/>
+        </w:numPr>
+      </w:pPr>
+      <m:oMath>
+        <m:r>
+          <m:t>1</m:t>
+        </m:r>
+        <m:r>
+          <m:t> </m:t>
+        </m:r>
+        <m:r>
+          <m:rPr>
+            <m:sty m:val="p"/>
+          </m:rPr>
+          <m:t>m</m:t>
+        </m:r>
+        <m:r>
+          <m:rPr>
+            <m:sty m:val="p"/>
+          </m:rPr>
+          <m:t>o</m:t>
+        </m:r>
+        <m:r>
+          <m:rPr>
+            <m:sty m:val="p"/>
+          </m:rPr>
+          <m:t>l</m:t>
+        </m:r>
+      </m:oMath>
+      <w:r>
+        <w:rPr>
+          <w:rFonts w:ascii="Times New Roman" w:hAnsi="Times New Roman" w:eastAsia="Times New Roman" w:cs="Times New Roman"/>
+        </w:rPr>
+        <w:t xml:space="preserve"> </w:t>
+      </w:r>
+      <w:r>
+        <w:rPr>
+          <w:rFonts w:hint="eastAsia" w:ascii="Times New Roman" w:hAnsi="Times New Roman" w:eastAsia="FangSong" w:cs="Times New Roman"/>
+        </w:rPr>
+        <w:t xml:space="preserve">石墨转化为</w:t>
+      </w:r>
+      <w:r>
+        <w:rPr>
+          <w:rFonts w:ascii="Times New Roman" w:hAnsi="Times New Roman" w:eastAsia="Times New Roman" w:cs="Times New Roman"/>
+        </w:rPr>
+        <w:t xml:space="preserve"> </w:t>
+      </w:r>
+      <m:oMath>
+        <m:r>
+          <m:t>1</m:t>
+        </m:r>
+        <m:r>
+          <m:t> </m:t>
+        </m:r>
+        <m:r>
+          <m:rPr>
+            <m:sty m:val="p"/>
+          </m:rPr>
+          <m:t>m</m:t>
+        </m:r>
+        <m:r>
+          <m:rPr>
+            <m:sty m:val="p"/>
+          </m:rPr>
+          <m:t>o</m:t>
+        </m:r>
+        <m:r>
+          <m:rPr>
+            <m:sty m:val="p"/>
+          </m:rPr>
+          <m:t>l</m:t>
+        </m:r>
+      </m:oMath>
+      <w:r>
+        <w:rPr>
+          <w:rFonts w:ascii="Times New Roman" w:hAnsi="Times New Roman" w:eastAsia="Times New Roman" w:cs="Times New Roman"/>
+        </w:rPr>
+        <w:t xml:space="preserve"> </w:t>
+      </w:r>
+      <w:r>
+        <w:rPr>
+          <w:rFonts w:hint="eastAsia" w:ascii="Times New Roman" w:hAnsi="Times New Roman" w:eastAsia="FangSong" w:cs="Times New Roman"/>
+        </w:rPr>
+        <w:t>金刚石的热效应是多少</w:t>
+      </w:r>
+      <w:r>
+        <w:rPr>
+          <w:rFonts w:hint="eastAsia" w:ascii="Times New Roman" w:hAnsi="Times New Roman" w:eastAsia="Times New Roman" w:cs="Times New Roman"/>
+        </w:rPr>
+        <w:t>？</w:t>
+      </w:r>
+      <w:r>
+        <w:rPr>
+          <w:rFonts w:hint="eastAsia" w:ascii="Times New Roman" w:hAnsi="Times New Roman" w:eastAsia="FangSong" w:cs="Times New Roman"/>
+        </w:rPr>
+        <w:t>该值说明什么问题</w:t>
+      </w:r>
+      <w:r>
+        <w:rPr>
+          <w:rFonts w:hint="eastAsia" w:ascii="Times New Roman" w:hAnsi="Times New Roman" w:eastAsia="Times New Roman" w:cs="Times New Roman"/>
+        </w:rPr>
+        <w:t>？</w:t>
+      </w:r>
+    </w:p>
+    <w:p>
+      <w:pPr>
+        <w:numPr>
+          <w:ilvl w:val="0"/>
+          <w:numId w:val="1001"/>
+        </w:numPr>
       </w:pPr>
       <w:r>
         <w:rPr>
@@ -1466,6 +1508,16 @@
         </w:rPr>
         <w:t>____。</w:t>
       </w:r>
+    </w:p>
+    <w:p>
+      <w:pPr>
+        <w:spacing w:before="0" w:after="0"/>
+      </w:pPr>
+    </w:p>
+    <w:p>
+      <w:pPr>
+        <w:spacing w:before="0" w:after="0"/>
+      </w:pPr>
     </w:p>
     <w:bookmarkEnd w:id="10"/>
     <w:bookmarkStart w:id="11" w:name="第-2-题"/>
@@ -2135,6 +2187,31 @@
         <w:t xml:space="preserve">]</w:t>
       </w:r>
     </w:p>
+    <w:p>
+      <w:pPr>
+        <w:spacing w:before="0" w:after="0"/>
+      </w:pPr>
+    </w:p>
+    <w:p>
+      <w:pPr>
+        <w:spacing w:before="0" w:after="0"/>
+      </w:pPr>
+    </w:p>
+    <w:p>
+      <w:pPr>
+        <w:spacing w:before="0" w:after="0"/>
+      </w:pPr>
+    </w:p>
+    <w:p>
+      <w:pPr>
+        <w:spacing w:before="0" w:after="0"/>
+      </w:pPr>
+    </w:p>
+    <w:p>
+      <w:pPr>
+        <w:spacing w:before="0" w:after="0"/>
+      </w:pPr>
+    </w:p>
     <w:bookmarkEnd w:id="11"/>
     <w:bookmarkStart w:id="12" w:name="第-3-题"/>
     <w:p>
@@ -2296,6 +2373,21 @@
         </w:rPr>
         <w:t>。</w:t>
       </w:r>
+    </w:p>
+    <w:p>
+      <w:pPr>
+        <w:spacing w:before="0" w:after="0"/>
+      </w:pPr>
+    </w:p>
+    <w:p>
+      <w:pPr>
+        <w:spacing w:before="0" w:after="0"/>
+      </w:pPr>
+    </w:p>
+    <w:p>
+      <w:pPr>
+        <w:spacing w:before="0" w:after="0"/>
+      </w:pPr>
     </w:p>
     <w:bookmarkEnd w:id="12"/>
     <w:bookmarkStart w:id="13" w:name="第-4-题"/>
@@ -2614,6 +2706,21 @@
         </m:r>
       </m:oMath>
     </w:p>
+    <w:p>
+      <w:pPr>
+        <w:spacing w:before="0" w:after="0"/>
+      </w:pPr>
+    </w:p>
+    <w:p>
+      <w:pPr>
+        <w:spacing w:before="0" w:after="0"/>
+      </w:pPr>
+    </w:p>
+    <w:p>
+      <w:pPr>
+        <w:spacing w:before="0" w:after="0"/>
+      </w:pPr>
+    </w:p>
     <w:bookmarkEnd w:id="13"/>
     <w:bookmarkStart w:id="14" w:name="第-5-题"/>
     <w:p>
@@ -3017,6 +3124,16 @@
         <w:t>则平衡向逆反应方向移动</w:t>
       </w:r>
     </w:p>
+    <w:p>
+      <w:pPr>
+        <w:spacing w:before="0" w:after="0"/>
+      </w:pPr>
+    </w:p>
+    <w:p>
+      <w:pPr>
+        <w:spacing w:before="0" w:after="0"/>
+      </w:pPr>
+    </w:p>
     <w:bookmarkEnd w:id="14"/>
     <w:bookmarkStart w:id="18" w:name="第-6-题"/>
     <w:p>
@@ -4066,7 +4183,7 @@
         </w:rPr>
         <w:drawing>
           <wp:inline>
-            <wp:extent cx="3600000" cy="2068749"/>
+            <wp:extent cx="3600000" cy="2066087"/>
             <wp:effectExtent b="0" l="0" r="0" t="0"/>
             <wp:docPr descr="" title="" id="16" name="Picture"/>
             <a:graphic>
@@ -4087,7 +4204,7 @@
                   <pic:spPr bwMode="auto">
                     <a:xfrm>
                       <a:off x="0" y="0"/>
-                      <a:ext cx="3600000" cy="2068749"/>
+                      <a:ext cx="3600000" cy="2066087"/>
                     </a:xfrm>
                     <a:prstGeom prst="rect">
                       <a:avLst/>
@@ -4106,6 +4223,16 @@
         </w:drawing>
       </w:r>
     </w:p>
+    <w:p>
+      <w:pPr>
+        <w:spacing w:before="0" w:after="0"/>
+      </w:pPr>
+    </w:p>
+    <w:p>
+      <w:pPr>
+        <w:spacing w:before="0" w:after="0"/>
+      </w:pPr>
+    </w:p>
     <w:bookmarkEnd w:id="18"/>
     <w:bookmarkStart w:id="19" w:name="第-7-题"/>
     <w:p>
@@ -4933,6 +5060,16 @@
         </m:r>
       </m:oMath>
     </w:p>
+    <w:p>
+      <w:pPr>
+        <w:spacing w:before="0" w:after="0"/>
+      </w:pPr>
+    </w:p>
+    <w:p>
+      <w:pPr>
+        <w:spacing w:before="0" w:after="0"/>
+      </w:pPr>
+    </w:p>
     <w:bookmarkEnd w:id="19"/>
     <w:bookmarkStart w:id="20" w:name="第-8-题"/>
     <w:p>
@@ -5380,6 +5517,46 @@
         <w:t>）</w:t>
       </w:r>
     </w:p>
+    <w:p>
+      <w:pPr>
+        <w:spacing w:before="0" w:after="0"/>
+      </w:pPr>
+    </w:p>
+    <w:p>
+      <w:pPr>
+        <w:spacing w:before="0" w:after="0"/>
+      </w:pPr>
+    </w:p>
+    <w:p>
+      <w:pPr>
+        <w:spacing w:before="0" w:after="0"/>
+      </w:pPr>
+    </w:p>
+    <w:p>
+      <w:pPr>
+        <w:spacing w:before="0" w:after="0"/>
+      </w:pPr>
+    </w:p>
+    <w:p>
+      <w:pPr>
+        <w:spacing w:before="0" w:after="0"/>
+      </w:pPr>
+    </w:p>
+    <w:p>
+      <w:pPr>
+        <w:spacing w:before="0" w:after="0"/>
+      </w:pPr>
+    </w:p>
+    <w:p>
+      <w:pPr>
+        <w:spacing w:before="0" w:after="0"/>
+      </w:pPr>
+    </w:p>
+    <w:p>
+      <w:pPr>
+        <w:spacing w:before="0" w:after="0"/>
+      </w:pPr>
+    </w:p>
     <w:bookmarkEnd w:id="21"/>
     <w:bookmarkStart w:id="22" w:name="第-9-题"/>
     <w:p>
@@ -5624,6 +5801,31 @@
         <w:t>？</w:t>
       </w:r>
     </w:p>
+    <w:p>
+      <w:pPr>
+        <w:spacing w:before="0" w:after="0"/>
+      </w:pPr>
+    </w:p>
+    <w:p>
+      <w:pPr>
+        <w:spacing w:before="0" w:after="0"/>
+      </w:pPr>
+    </w:p>
+    <w:p>
+      <w:pPr>
+        <w:spacing w:before="0" w:after="0"/>
+      </w:pPr>
+    </w:p>
+    <w:p>
+      <w:pPr>
+        <w:spacing w:before="0" w:after="0"/>
+      </w:pPr>
+    </w:p>
+    <w:p>
+      <w:pPr>
+        <w:spacing w:before="0" w:after="0"/>
+      </w:pPr>
+    </w:p>
     <w:bookmarkEnd w:id="22"/>
     <w:bookmarkStart w:id="23" w:name="第-10-题"/>
     <w:p>
@@ -5901,6 +6103,31 @@
         <w:t>？</w:t>
       </w:r>
     </w:p>
+    <w:p>
+      <w:pPr>
+        <w:spacing w:before="0" w:after="0"/>
+      </w:pPr>
+    </w:p>
+    <w:p>
+      <w:pPr>
+        <w:spacing w:before="0" w:after="0"/>
+      </w:pPr>
+    </w:p>
+    <w:p>
+      <w:pPr>
+        <w:spacing w:before="0" w:after="0"/>
+      </w:pPr>
+    </w:p>
+    <w:p>
+      <w:pPr>
+        <w:spacing w:before="0" w:after="0"/>
+      </w:pPr>
+    </w:p>
+    <w:p>
+      <w:pPr>
+        <w:spacing w:before="0" w:after="0"/>
+      </w:pPr>
+    </w:p>
     <w:bookmarkEnd w:id="23"/>
     <w:bookmarkStart w:id="24" w:name="第-11-题"/>
     <w:p>
@@ -6130,6 +6357,31 @@
         </w:rPr>
         <w:t>。</w:t>
       </w:r>
+    </w:p>
+    <w:p>
+      <w:pPr>
+        <w:spacing w:before="0" w:after="0"/>
+      </w:pPr>
+    </w:p>
+    <w:p>
+      <w:pPr>
+        <w:spacing w:before="0" w:after="0"/>
+      </w:pPr>
+    </w:p>
+    <w:p>
+      <w:pPr>
+        <w:spacing w:before="0" w:after="0"/>
+      </w:pPr>
+    </w:p>
+    <w:p>
+      <w:pPr>
+        <w:spacing w:before="0" w:after="0"/>
+      </w:pPr>
+    </w:p>
+    <w:p>
+      <w:pPr>
+        <w:spacing w:before="0" w:after="0"/>
+      </w:pPr>
     </w:p>
     <w:bookmarkEnd w:id="24"/>
     <w:bookmarkStart w:id="25" w:name="第-12-题"/>
@@ -6591,6 +6843,46 @@
         </w:rPr>
         <w:t>____。</w:t>
       </w:r>
+    </w:p>
+    <w:p>
+      <w:pPr>
+        <w:spacing w:before="0" w:after="0"/>
+      </w:pPr>
+    </w:p>
+    <w:p>
+      <w:pPr>
+        <w:spacing w:before="0" w:after="0"/>
+      </w:pPr>
+    </w:p>
+    <w:p>
+      <w:pPr>
+        <w:spacing w:before="0" w:after="0"/>
+      </w:pPr>
+    </w:p>
+    <w:p>
+      <w:pPr>
+        <w:spacing w:before="0" w:after="0"/>
+      </w:pPr>
+    </w:p>
+    <w:p>
+      <w:pPr>
+        <w:spacing w:before="0" w:after="0"/>
+      </w:pPr>
+    </w:p>
+    <w:p>
+      <w:pPr>
+        <w:spacing w:before="0" w:after="0"/>
+      </w:pPr>
+    </w:p>
+    <w:p>
+      <w:pPr>
+        <w:spacing w:before="0" w:after="0"/>
+      </w:pPr>
+    </w:p>
+    <w:p>
+      <w:pPr>
+        <w:spacing w:before="0" w:after="0"/>
+      </w:pPr>
     </w:p>
     <w:bookmarkEnd w:id="25"/>
     <w:bookmarkStart w:id="26" w:name="第-13-题"/>
@@ -7751,6 +8043,46 @@
         </w:rPr>
         <w:t>。</w:t>
       </w:r>
+    </w:p>
+    <w:p>
+      <w:pPr>
+        <w:spacing w:before="0" w:after="0"/>
+      </w:pPr>
+    </w:p>
+    <w:p>
+      <w:pPr>
+        <w:spacing w:before="0" w:after="0"/>
+      </w:pPr>
+    </w:p>
+    <w:p>
+      <w:pPr>
+        <w:spacing w:before="0" w:after="0"/>
+      </w:pPr>
+    </w:p>
+    <w:p>
+      <w:pPr>
+        <w:spacing w:before="0" w:after="0"/>
+      </w:pPr>
+    </w:p>
+    <w:p>
+      <w:pPr>
+        <w:spacing w:before="0" w:after="0"/>
+      </w:pPr>
+    </w:p>
+    <w:p>
+      <w:pPr>
+        <w:spacing w:before="0" w:after="0"/>
+      </w:pPr>
+    </w:p>
+    <w:p>
+      <w:pPr>
+        <w:spacing w:before="0" w:after="0"/>
+      </w:pPr>
+    </w:p>
+    <w:p>
+      <w:pPr>
+        <w:spacing w:before="0" w:after="0"/>
+      </w:pPr>
     </w:p>
     <w:bookmarkEnd w:id="26"/>
     <w:bookmarkStart w:id="27" w:name="第-14-题"/>
@@ -8317,6 +8649,46 @@
               <w:t xml:space="preserve">Pt 139</w:t>
             </w:r>
           </w:p>
+          <w:p>
+            <w:pPr>
+              <w:spacing w:before="0" w:after="0"/>
+            </w:pPr>
+          </w:p>
+          <w:p>
+            <w:pPr>
+              <w:spacing w:before="0" w:after="0"/>
+            </w:pPr>
+          </w:p>
+          <w:p>
+            <w:pPr>
+              <w:spacing w:before="0" w:after="0"/>
+            </w:pPr>
+          </w:p>
+          <w:p>
+            <w:pPr>
+              <w:spacing w:before="0" w:after="0"/>
+            </w:pPr>
+          </w:p>
+          <w:p>
+            <w:pPr>
+              <w:spacing w:before="0" w:after="0"/>
+            </w:pPr>
+          </w:p>
+          <w:p>
+            <w:pPr>
+              <w:spacing w:before="0" w:after="0"/>
+            </w:pPr>
+          </w:p>
+          <w:p>
+            <w:pPr>
+              <w:spacing w:before="0" w:after="0"/>
+            </w:pPr>
+          </w:p>
+          <w:p>
+            <w:pPr>
+              <w:spacing w:before="0" w:after="0"/>
+            </w:pPr>
+          </w:p>
         </w:tc>
       </w:tr>
     </w:tbl>
@@ -8852,6 +9224,46 @@
         </w:rPr>
         <w:t>：____。</w:t>
       </w:r>
+    </w:p>
+    <w:p>
+      <w:pPr>
+        <w:spacing w:before="0" w:after="0"/>
+      </w:pPr>
+    </w:p>
+    <w:p>
+      <w:pPr>
+        <w:spacing w:before="0" w:after="0"/>
+      </w:pPr>
+    </w:p>
+    <w:p>
+      <w:pPr>
+        <w:spacing w:before="0" w:after="0"/>
+      </w:pPr>
+    </w:p>
+    <w:p>
+      <w:pPr>
+        <w:spacing w:before="0" w:after="0"/>
+      </w:pPr>
+    </w:p>
+    <w:p>
+      <w:pPr>
+        <w:spacing w:before="0" w:after="0"/>
+      </w:pPr>
+    </w:p>
+    <w:p>
+      <w:pPr>
+        <w:spacing w:before="0" w:after="0"/>
+      </w:pPr>
+    </w:p>
+    <w:p>
+      <w:pPr>
+        <w:spacing w:before="0" w:after="0"/>
+      </w:pPr>
+    </w:p>
+    <w:p>
+      <w:pPr>
+        <w:spacing w:before="0" w:after="0"/>
+      </w:pPr>
     </w:p>
     <w:bookmarkEnd w:id="28"/>
     <w:bookmarkStart w:id="35" w:name="第-16-题"/>
@@ -9651,7 +10063,7 @@
         </w:rPr>
         <w:drawing>
           <wp:inline>
-            <wp:extent cx="2413000" cy="2120900"/>
+            <wp:extent cx="2413000" cy="2088672"/>
             <wp:effectExtent b="0" l="0" r="0" t="0"/>
             <wp:docPr descr="" title="" id="30" name="Picture"/>
             <a:graphic>
@@ -9672,7 +10084,7 @@
                   <pic:spPr bwMode="auto">
                     <a:xfrm>
                       <a:off x="0" y="0"/>
-                      <a:ext cx="2413000" cy="2120900"/>
+                      <a:ext cx="2413000" cy="2088672"/>
                     </a:xfrm>
                     <a:prstGeom prst="rect">
                       <a:avLst/>
@@ -10416,7 +10828,7 @@
         </w:rPr>
         <w:drawing>
           <wp:inline>
-            <wp:extent cx="3600000" cy="2314960"/>
+            <wp:extent cx="3600000" cy="2304762"/>
             <wp:effectExtent b="0" l="0" r="0" t="0"/>
             <wp:docPr descr="" title="" id="33" name="Picture"/>
             <a:graphic>
@@ -10437,7 +10849,7 @@
                   <pic:spPr bwMode="auto">
                     <a:xfrm>
                       <a:off x="0" y="0"/>
-                      <a:ext cx="3600000" cy="2314960"/>
+                      <a:ext cx="3600000" cy="2304762"/>
                     </a:xfrm>
                     <a:prstGeom prst="rect">
                       <a:avLst/>
@@ -10456,6 +10868,16 @@
         </w:drawing>
       </w:r>
     </w:p>
+    <w:p>
+      <w:pPr>
+        <w:spacing w:before="0" w:after="0"/>
+      </w:pPr>
+    </w:p>
+    <w:p>
+      <w:pPr>
+        <w:spacing w:before="0" w:after="0"/>
+      </w:pPr>
+    </w:p>
     <w:bookmarkEnd w:id="35"/>
     <w:bookmarkStart w:id="39" w:name="第-17-题"/>
     <w:p>
@@ -11095,7 +11517,7 @@
         </w:rPr>
         <w:drawing>
           <wp:inline>
-            <wp:extent cx="2933700" cy="2984500"/>
+            <wp:extent cx="2932596" cy="2984500"/>
             <wp:effectExtent b="0" l="0" r="0" t="0"/>
             <wp:docPr descr="" title="" id="37" name="Picture"/>
             <a:graphic>
@@ -11116,7 +11538,7 @@
                   <pic:spPr bwMode="auto">
                     <a:xfrm>
                       <a:off x="0" y="0"/>
-                      <a:ext cx="2933700" cy="2984500"/>
+                      <a:ext cx="2932596" cy="2984500"/>
                     </a:xfrm>
                     <a:prstGeom prst="rect">
                       <a:avLst/>
@@ -11470,6 +11892,16 @@
         <w:t>）</w:t>
       </w:r>
     </w:p>
+    <w:p>
+      <w:pPr>
+        <w:spacing w:before="0" w:after="0"/>
+      </w:pPr>
+    </w:p>
+    <w:p>
+      <w:pPr>
+        <w:spacing w:before="0" w:after="0"/>
+      </w:pPr>
+    </w:p>
     <w:bookmarkEnd w:id="40"/>
     <w:bookmarkStart w:id="41" w:name="第-18-题"/>
     <w:p>
@@ -12070,6 +12502,16 @@
         <w:t>）</w:t>
       </w:r>
     </w:p>
+    <w:p>
+      <w:pPr>
+        <w:spacing w:before="0" w:after="0"/>
+      </w:pPr>
+    </w:p>
+    <w:p>
+      <w:pPr>
+        <w:spacing w:before="0" w:after="0"/>
+      </w:pPr>
+    </w:p>
     <w:bookmarkEnd w:id="42"/>
     <w:bookmarkStart w:id="43" w:name="第-19-题"/>
     <w:p>
@@ -12285,6 +12727,31 @@
         </w:rPr>
         <w:t>____。</w:t>
       </w:r>
+    </w:p>
+    <w:p>
+      <w:pPr>
+        <w:spacing w:before="0" w:after="0"/>
+      </w:pPr>
+    </w:p>
+    <w:p>
+      <w:pPr>
+        <w:spacing w:before="0" w:after="0"/>
+      </w:pPr>
+    </w:p>
+    <w:p>
+      <w:pPr>
+        <w:spacing w:before="0" w:after="0"/>
+      </w:pPr>
+    </w:p>
+    <w:p>
+      <w:pPr>
+        <w:spacing w:before="0" w:after="0"/>
+      </w:pPr>
+    </w:p>
+    <w:p>
+      <w:pPr>
+        <w:spacing w:before="0" w:after="0"/>
+      </w:pPr>
     </w:p>
     <w:bookmarkEnd w:id="43"/>
     <w:bookmarkStart w:id="44" w:name="第-20-题"/>
@@ -13059,6 +13526,31 @@
         <w:t>?</w:t>
       </w:r>
     </w:p>
+    <w:p>
+      <w:pPr>
+        <w:spacing w:before="0" w:after="0"/>
+      </w:pPr>
+    </w:p>
+    <w:p>
+      <w:pPr>
+        <w:spacing w:before="0" w:after="0"/>
+      </w:pPr>
+    </w:p>
+    <w:p>
+      <w:pPr>
+        <w:spacing w:before="0" w:after="0"/>
+      </w:pPr>
+    </w:p>
+    <w:p>
+      <w:pPr>
+        <w:spacing w:before="0" w:after="0"/>
+      </w:pPr>
+    </w:p>
+    <w:p>
+      <w:pPr>
+        <w:spacing w:before="0" w:after="0"/>
+      </w:pPr>
+    </w:p>
     <w:bookmarkEnd w:id="44"/>
     <w:bookmarkStart w:id="45" w:name="第-21-题"/>
     <w:p>
@@ -14609,6 +15101,46 @@
         <w:t>?</w:t>
       </w:r>
     </w:p>
+    <w:p>
+      <w:pPr>
+        <w:spacing w:before="0" w:after="0"/>
+      </w:pPr>
+    </w:p>
+    <w:p>
+      <w:pPr>
+        <w:spacing w:before="0" w:after="0"/>
+      </w:pPr>
+    </w:p>
+    <w:p>
+      <w:pPr>
+        <w:spacing w:before="0" w:after="0"/>
+      </w:pPr>
+    </w:p>
+    <w:p>
+      <w:pPr>
+        <w:spacing w:before="0" w:after="0"/>
+      </w:pPr>
+    </w:p>
+    <w:p>
+      <w:pPr>
+        <w:spacing w:before="0" w:after="0"/>
+      </w:pPr>
+    </w:p>
+    <w:p>
+      <w:pPr>
+        <w:spacing w:before="0" w:after="0"/>
+      </w:pPr>
+    </w:p>
+    <w:p>
+      <w:pPr>
+        <w:spacing w:before="0" w:after="0"/>
+      </w:pPr>
+    </w:p>
+    <w:p>
+      <w:pPr>
+        <w:spacing w:before="0" w:after="0"/>
+      </w:pPr>
+    </w:p>
     <w:bookmarkEnd w:id="45"/>
     <w:bookmarkStart w:id="46" w:name="第-22-题"/>
     <w:p>
@@ -15669,6 +16201,31 @@
         </w:rPr>
         <w:t>？</w:t>
       </w:r>
+    </w:p>
+    <w:p>
+      <w:pPr>
+        <w:spacing w:before="0" w:after="0"/>
+      </w:pPr>
+    </w:p>
+    <w:p>
+      <w:pPr>
+        <w:spacing w:before="0" w:after="0"/>
+      </w:pPr>
+    </w:p>
+    <w:p>
+      <w:pPr>
+        <w:spacing w:before="0" w:after="0"/>
+      </w:pPr>
+    </w:p>
+    <w:p>
+      <w:pPr>
+        <w:spacing w:before="0" w:after="0"/>
+      </w:pPr>
+    </w:p>
+    <w:p>
+      <w:pPr>
+        <w:spacing w:before="0" w:after="0"/>
+      </w:pPr>
     </w:p>
     <w:bookmarkEnd w:id="46"/>
     <w:bookmarkStart w:id="47" w:name="第-23-题"/>
@@ -16405,6 +16962,31 @@
         <w:t>。</w:t>
       </w:r>
     </w:p>
+    <w:p>
+      <w:pPr>
+        <w:spacing w:before="0" w:after="0"/>
+      </w:pPr>
+    </w:p>
+    <w:p>
+      <w:pPr>
+        <w:spacing w:before="0" w:after="0"/>
+      </w:pPr>
+    </w:p>
+    <w:p>
+      <w:pPr>
+        <w:spacing w:before="0" w:after="0"/>
+      </w:pPr>
+    </w:p>
+    <w:p>
+      <w:pPr>
+        <w:spacing w:before="0" w:after="0"/>
+      </w:pPr>
+    </w:p>
+    <w:p>
+      <w:pPr>
+        <w:spacing w:before="0" w:after="0"/>
+      </w:pPr>
+    </w:p>
     <w:bookmarkEnd w:id="47"/>
     <w:bookmarkStart w:id="48" w:name="第-24-题"/>
     <w:p>
@@ -16870,6 +17452,46 @@
         <w:t>。</w:t>
       </w:r>
     </w:p>
+    <w:p>
+      <w:pPr>
+        <w:spacing w:before="0" w:after="0"/>
+      </w:pPr>
+    </w:p>
+    <w:p>
+      <w:pPr>
+        <w:spacing w:before="0" w:after="0"/>
+      </w:pPr>
+    </w:p>
+    <w:p>
+      <w:pPr>
+        <w:spacing w:before="0" w:after="0"/>
+      </w:pPr>
+    </w:p>
+    <w:p>
+      <w:pPr>
+        <w:spacing w:before="0" w:after="0"/>
+      </w:pPr>
+    </w:p>
+    <w:p>
+      <w:pPr>
+        <w:spacing w:before="0" w:after="0"/>
+      </w:pPr>
+    </w:p>
+    <w:p>
+      <w:pPr>
+        <w:spacing w:before="0" w:after="0"/>
+      </w:pPr>
+    </w:p>
+    <w:p>
+      <w:pPr>
+        <w:spacing w:before="0" w:after="0"/>
+      </w:pPr>
+    </w:p>
+    <w:p>
+      <w:pPr>
+        <w:spacing w:before="0" w:after="0"/>
+      </w:pPr>
+    </w:p>
     <w:bookmarkEnd w:id="48"/>
     <w:bookmarkStart w:id="49" w:name="第-25-题"/>
     <w:p>
@@ -17386,6 +18008,46 @@
         </w:rPr>
         <w:t>。</w:t>
       </w:r>
+    </w:p>
+    <w:p>
+      <w:pPr>
+        <w:spacing w:before="0" w:after="0"/>
+      </w:pPr>
+    </w:p>
+    <w:p>
+      <w:pPr>
+        <w:spacing w:before="0" w:after="0"/>
+      </w:pPr>
+    </w:p>
+    <w:p>
+      <w:pPr>
+        <w:spacing w:before="0" w:after="0"/>
+      </w:pPr>
+    </w:p>
+    <w:p>
+      <w:pPr>
+        <w:spacing w:before="0" w:after="0"/>
+      </w:pPr>
+    </w:p>
+    <w:p>
+      <w:pPr>
+        <w:spacing w:before="0" w:after="0"/>
+      </w:pPr>
+    </w:p>
+    <w:p>
+      <w:pPr>
+        <w:spacing w:before="0" w:after="0"/>
+      </w:pPr>
+    </w:p>
+    <w:p>
+      <w:pPr>
+        <w:spacing w:before="0" w:after="0"/>
+      </w:pPr>
+    </w:p>
+    <w:p>
+      <w:pPr>
+        <w:spacing w:before="0" w:after="0"/>
+      </w:pPr>
     </w:p>
     <w:p>
       <w:pPr>

--- a/00-首页/题组Word/专项卷/一分册/专项卷IV-学生版.docx
+++ b/00-首页/题组Word/专项卷/一分册/专项卷IV-学生版.docx
@@ -2143,7 +2143,7 @@
               <m:rPr>
                 <m:sty m:val="p"/>
               </m:rPr>
-              <m:t>​</m:t>
+              <m:t xml:space="preserve"> </m:t>
             </m:r>
           </m:e>
           <m:sup>

--- a/00-首页/题组Word/专项卷/一分册/专项卷IV-学生版.docx
+++ b/00-首页/题组Word/专项卷/一分册/专项卷IV-学生版.docx
@@ -700,8 +700,8 @@
           <w:ilvl w:val="0"/>
           <w:numId w:val="1001"/>
         </w:numPr>
+        <w:spacing w:before="0" w:after="0"/>
         <w:ind w:left="480" w:hanging="480"/>
-        <w:spacing w:after="0"/>
       </w:pPr>
       <w:r>
         <w:rPr>
@@ -746,8 +746,8 @@
           <w:ilvl w:val="0"/>
           <w:numId w:val="1001"/>
         </w:numPr>
+        <w:spacing w:before="0" w:after="0"/>
         <w:ind w:left="480" w:hanging="480"/>
-        <w:spacing w:before="0" w:after="0"/>
       </w:pPr>
       <w:r>
         <w:rPr>
@@ -798,8 +798,8 @@
           <w:ilvl w:val="0"/>
           <w:numId w:val="1001"/>
         </w:numPr>
+        <w:spacing w:before="0" w:after="0"/>
         <w:ind w:left="480" w:hanging="480"/>
-        <w:spacing w:before="0" w:after="0"/>
       </w:pPr>
       <w:r>
         <w:rPr>
@@ -850,8 +850,8 @@
           <w:ilvl w:val="0"/>
           <w:numId w:val="1001"/>
         </w:numPr>
+        <w:spacing w:before="0" w:after="0"/>
         <w:ind w:left="480" w:hanging="480"/>
-        <w:spacing w:before="0" w:after="0"/>
       </w:pPr>
       <w:r>
         <w:rPr>
@@ -902,8 +902,8 @@
           <w:ilvl w:val="0"/>
           <w:numId w:val="1001"/>
         </w:numPr>
+        <w:spacing w:before="0" w:after="0"/>
         <w:ind w:left="480" w:hanging="480"/>
-        <w:spacing w:before="0" w:after="180"/>
       </w:pPr>
       <w:r>
         <w:rPr>
@@ -2993,6 +2993,7 @@
     <w:p>
       <w:pPr>
         <w:pStyle w:val="FirstParagraph"/>
+        <w:spacing w:before="0" w:after="0"/>
       </w:pPr>
       <w:r>
         <w:rPr>
@@ -3034,6 +3035,7 @@
     <w:p>
       <w:pPr>
         <w:pStyle w:val="BodyText"/>
+        <w:spacing w:before="0" w:after="0"/>
       </w:pPr>
       <w:r>
         <w:rPr>
@@ -3075,6 +3077,7 @@
     <w:p>
       <w:pPr>
         <w:pStyle w:val="BodyText"/>
+        <w:spacing w:before="0" w:after="0"/>
       </w:pPr>
       <w:r>
         <w:rPr>
@@ -3092,6 +3095,7 @@
     <w:p>
       <w:pPr>
         <w:pStyle w:val="BodyText"/>
+        <w:spacing w:before="0" w:after="0"/>
       </w:pPr>
       <w:r>
         <w:rPr>
@@ -3548,6 +3552,7 @@
     <w:p>
       <w:pPr>
         <w:pStyle w:val="FirstParagraph"/>
+        <w:spacing w:before="0" w:after="0"/>
       </w:pPr>
       <w:r>
         <w:rPr>
@@ -3693,6 +3698,7 @@
     <w:p>
       <w:pPr>
         <w:pStyle w:val="BodyText"/>
+        <w:spacing w:before="0" w:after="0"/>
       </w:pPr>
       <w:r>
         <w:rPr>
@@ -3855,6 +3861,7 @@
     <w:p>
       <w:pPr>
         <w:pStyle w:val="BodyText"/>
+        <w:spacing w:before="0" w:after="0"/>
       </w:pPr>
       <w:r>
         <w:rPr>
@@ -4070,6 +4077,7 @@
     <w:p>
       <w:pPr>
         <w:pStyle w:val="BodyText"/>
+        <w:spacing w:before="0" w:after="0"/>
       </w:pPr>
       <w:r>
         <w:rPr>
@@ -4778,6 +4786,7 @@
     <w:p>
       <w:pPr>
         <w:pStyle w:val="FirstParagraph"/>
+        <w:spacing w:before="0" w:after="0"/>
       </w:pPr>
       <w:r>
         <w:rPr>
@@ -4847,6 +4856,7 @@
     <w:p>
       <w:pPr>
         <w:pStyle w:val="BodyText"/>
+        <w:spacing w:before="0" w:after="0"/>
       </w:pPr>
       <w:r>
         <w:rPr>
@@ -4913,6 +4923,7 @@
     <w:p>
       <w:pPr>
         <w:pStyle w:val="BodyText"/>
+        <w:spacing w:before="0" w:after="0"/>
       </w:pPr>
       <w:r>
         <w:rPr>
@@ -4988,6 +4999,7 @@
     <w:p>
       <w:pPr>
         <w:pStyle w:val="BodyText"/>
+        <w:spacing w:before="0" w:after="0"/>
       </w:pPr>
       <w:r>
         <w:rPr>
@@ -8235,6 +8247,14 @@
         <w:tblStyle w:val="Table"/>
         <w:tblW w:type="pct" w:w="5000"/>
         <w:tblLayout w:type="fixed"/>
+        <w:tblBorders>
+          <w:top w:val="single" w:sz="12" w:space="0" w:color="000000"/>
+          <w:left w:val="none" w:sz="0" w:space="0" w:color="auto"/>
+          <w:bottom w:val="single" w:sz="12" w:space="0" w:color="000000"/>
+          <w:right w:val="none" w:sz="0" w:space="0" w:color="auto"/>
+          <w:insideH w:val="none" w:sz="0" w:space="0" w:color="auto"/>
+          <w:insideV w:val="none" w:sz="0" w:space="0" w:color="auto"/>
+        </w:tblBorders>
         <w:tblLook w:firstRow="1" w:lastRow="0" w:firstColumn="0" w:lastColumn="0" w:noHBand="0" w:noVBand="0" w:val="0020"/>
       </w:tblPr>
       <w:tblGrid>
@@ -8252,7 +8272,11 @@
           <w:tblHeader w:val="on"/>
         </w:trPr>
         <w:tc>
-          <w:tcPr/>
+          <w:tcPr>
+            <w:tcBorders>
+              <w:bottom w:val="single" w:sz="8" w:space="0" w:color="000000"/>
+            </w:tcBorders>
+          </w:tcPr>
           <w:p>
             <w:pPr>
               <w:pStyle w:val="Compact"/>
@@ -8275,7 +8299,11 @@
           </w:p>
         </w:tc>
         <w:tc>
-          <w:tcPr/>
+          <w:tcPr>
+            <w:tcBorders>
+              <w:bottom w:val="single" w:sz="8" w:space="0" w:color="000000"/>
+            </w:tcBorders>
+          </w:tcPr>
           <w:p>
             <w:pPr>
               <w:pStyle w:val="Compact"/>
@@ -8291,7 +8319,11 @@
           </w:p>
         </w:tc>
         <w:tc>
-          <w:tcPr/>
+          <w:tcPr>
+            <w:tcBorders>
+              <w:bottom w:val="single" w:sz="8" w:space="0" w:color="000000"/>
+            </w:tcBorders>
+          </w:tcPr>
           <w:p>
             <w:pPr>
               <w:pStyle w:val="Compact"/>
@@ -8307,7 +8339,11 @@
           </w:p>
         </w:tc>
         <w:tc>
-          <w:tcPr/>
+          <w:tcPr>
+            <w:tcBorders>
+              <w:bottom w:val="single" w:sz="8" w:space="0" w:color="000000"/>
+            </w:tcBorders>
+          </w:tcPr>
           <w:p>
             <w:pPr>
               <w:pStyle w:val="Compact"/>
@@ -8323,7 +8359,11 @@
           </w:p>
         </w:tc>
         <w:tc>
-          <w:tcPr/>
+          <w:tcPr>
+            <w:tcBorders>
+              <w:bottom w:val="single" w:sz="8" w:space="0" w:color="000000"/>
+            </w:tcBorders>
+          </w:tcPr>
           <w:p>
             <w:pPr>
               <w:pStyle w:val="Compact"/>
@@ -8339,7 +8379,11 @@
           </w:p>
         </w:tc>
         <w:tc>
-          <w:tcPr/>
+          <w:tcPr>
+            <w:tcBorders>
+              <w:bottom w:val="single" w:sz="8" w:space="0" w:color="000000"/>
+            </w:tcBorders>
+          </w:tcPr>
           <w:p>
             <w:pPr>
               <w:pStyle w:val="Compact"/>
@@ -8355,7 +8399,11 @@
           </w:p>
         </w:tc>
         <w:tc>
-          <w:tcPr/>
+          <w:tcPr>
+            <w:tcBorders>
+              <w:bottom w:val="single" w:sz="8" w:space="0" w:color="000000"/>
+            </w:tcBorders>
+          </w:tcPr>
           <w:p>
             <w:pPr>
               <w:pStyle w:val="Compact"/>
@@ -8371,7 +8419,11 @@
           </w:p>
         </w:tc>
         <w:tc>
-          <w:tcPr/>
+          <w:tcPr>
+            <w:tcBorders>
+              <w:bottom w:val="single" w:sz="8" w:space="0" w:color="000000"/>
+            </w:tcBorders>
+          </w:tcPr>
           <w:p>
             <w:pPr>
               <w:pStyle w:val="Compact"/>
@@ -9443,6 +9495,7 @@
     <w:p>
       <w:pPr>
         <w:pStyle w:val="FirstParagraph"/>
+        <w:spacing w:before="0" w:after="0"/>
       </w:pPr>
       <w:r>
         <w:rPr>
@@ -9545,6 +9598,7 @@
     <w:p>
       <w:pPr>
         <w:pStyle w:val="BodyText"/>
+        <w:spacing w:before="0" w:after="0"/>
       </w:pPr>
       <w:r>
         <w:rPr>
@@ -9609,6 +9663,7 @@
     <w:p>
       <w:pPr>
         <w:pStyle w:val="BodyText"/>
+        <w:spacing w:before="0" w:after="0"/>
       </w:pPr>
       <w:r>
         <w:rPr>
@@ -9650,6 +9705,7 @@
     <w:p>
       <w:pPr>
         <w:pStyle w:val="BodyText"/>
+        <w:spacing w:before="0" w:after="0"/>
       </w:pPr>
       <w:r>
         <w:rPr>
@@ -10416,6 +10472,14 @@
       <w:tblPr>
         <w:tblStyle w:val="Table"/>
         <w:tblW w:type="auto" w:w="0"/>
+        <w:tblBorders>
+          <w:top w:val="single" w:sz="12" w:space="0" w:color="000000"/>
+          <w:left w:val="none" w:sz="0" w:space="0" w:color="auto"/>
+          <w:bottom w:val="single" w:sz="12" w:space="0" w:color="000000"/>
+          <w:right w:val="none" w:sz="0" w:space="0" w:color="auto"/>
+          <w:insideH w:val="none" w:sz="0" w:space="0" w:color="auto"/>
+          <w:insideV w:val="none" w:sz="0" w:space="0" w:color="auto"/>
+        </w:tblBorders>
         <w:tblLook w:firstRow="1" w:lastRow="0" w:firstColumn="0" w:lastColumn="0" w:noHBand="0" w:noVBand="0" w:val="0020"/>
       </w:tblPr>
       <w:tblGrid>
@@ -10428,7 +10492,11 @@
           <w:tblHeader w:val="on"/>
         </w:trPr>
         <w:tc>
-          <w:tcPr/>
+          <w:tcPr>
+            <w:tcBorders>
+              <w:bottom w:val="single" w:sz="8" w:space="0" w:color="000000"/>
+            </w:tcBorders>
+          </w:tcPr>
           <w:p>
             <w:pPr>
               <w:pStyle w:val="Compact"/>
@@ -10459,7 +10527,11 @@
           </w:p>
         </w:tc>
         <w:tc>
-          <w:tcPr/>
+          <w:tcPr>
+            <w:tcBorders>
+              <w:bottom w:val="single" w:sz="8" w:space="0" w:color="000000"/>
+            </w:tcBorders>
+          </w:tcPr>
           <w:p>
             <w:pPr>
               <w:pStyle w:val="Compact"/>
@@ -10489,7 +10561,11 @@
           </w:p>
         </w:tc>
         <w:tc>
-          <w:tcPr/>
+          <w:tcPr>
+            <w:tcBorders>
+              <w:bottom w:val="single" w:sz="8" w:space="0" w:color="000000"/>
+            </w:tcBorders>
+          </w:tcPr>
           <w:p>
             <w:pPr>
               <w:pStyle w:val="Compact"/>
@@ -11560,6 +11636,7 @@
     <w:p>
       <w:pPr>
         <w:pStyle w:val="BodyText"/>
+        <w:spacing w:before="0" w:after="0"/>
       </w:pPr>
       <w:r>
         <w:rPr>
@@ -11601,6 +11678,7 @@
     <w:p>
       <w:pPr>
         <w:pStyle w:val="BodyText"/>
+        <w:spacing w:before="0" w:after="0"/>
       </w:pPr>
       <w:r>
         <w:rPr>
@@ -11682,6 +11760,7 @@
     <w:p>
       <w:pPr>
         <w:pStyle w:val="BodyText"/>
+        <w:spacing w:before="0" w:after="0"/>
       </w:pPr>
       <w:r>
         <w:rPr>
@@ -11793,6 +11872,7 @@
     <w:p>
       <w:pPr>
         <w:pStyle w:val="BodyText"/>
+        <w:spacing w:before="0" w:after="0"/>
       </w:pPr>
       <w:r>
         <w:rPr>
@@ -12423,6 +12503,7 @@
     <w:p>
       <w:pPr>
         <w:pStyle w:val="BodyText"/>
+        <w:spacing w:before="0" w:after="0"/>
       </w:pPr>
       <w:r>
         <w:rPr>
@@ -12434,6 +12515,7 @@
     <w:p>
       <w:pPr>
         <w:pStyle w:val="BodyText"/>
+        <w:spacing w:before="0" w:after="0"/>
       </w:pPr>
       <w:r>
         <w:rPr>
@@ -12445,6 +12527,7 @@
     <w:p>
       <w:pPr>
         <w:pStyle w:val="BodyText"/>
+        <w:spacing w:before="0" w:after="0"/>
       </w:pPr>
       <w:r>
         <w:rPr>
@@ -12456,6 +12539,7 @@
     <w:p>
       <w:pPr>
         <w:pStyle w:val="BodyText"/>
+        <w:spacing w:before="0" w:after="0"/>
       </w:pPr>
       <w:r>
         <w:rPr>
@@ -20411,7 +20495,7 @@
     <ns0:rPr>
       <ns0:rFonts ns0:ascii="Times New Roman" ns0:cs="Times New Roman" ns0:eastAsia="SimHei" ns0:hAnsi="Times New Roman"/>
       <ns0:b/>
-      <ns0:color ns0:val="17324D"/>
+      <ns0:color ns0:val="000000"/>
       <ns0:sz ns0:val="44"/>
       <ns0:szCs ns0:val="56"/>
     </ns0:rPr>
@@ -20553,7 +20637,7 @@
     <ns0:rPr>
       <ns0:rFonts ns0:ascii="Times New Roman" ns0:cs="Times New Roman" ns0:eastAsia="SimHei" ns0:hAnsi="Times New Roman"/>
       <ns0:b/>
-      <ns0:color ns0:val="17324D"/>
+      <ns0:color ns0:val="000000"/>
       <ns0:sz ns0:val="32"/>
       <ns0:szCs ns0:val="40"/>
     </ns0:rPr>
@@ -20577,7 +20661,7 @@
     <ns0:rPr>
       <ns0:rFonts ns0:ascii="Times New Roman" ns0:cs="Times New Roman" ns0:eastAsia="SimHei" ns0:hAnsi="Times New Roman"/>
       <ns0:b/>
-      <ns0:color ns0:val="17324D"/>
+      <ns0:color ns0:val="000000"/>
       <ns0:sz ns0:val="28"/>
       <ns0:szCs ns0:val="32"/>
     </ns0:rPr>
@@ -20601,7 +20685,7 @@
     <ns0:rPr>
       <ns0:rFonts ns0:ascii="Times New Roman" ns0:cs="Times New Roman" ns0:eastAsia="SimHei" ns0:hAnsi="Times New Roman"/>
       <ns0:b/>
-      <ns0:color ns0:val="17324D"/>
+      <ns0:color ns0:val="000000"/>
       <ns0:sz ns0:val="25"/>
       <ns0:szCs ns0:val="28"/>
     </ns0:rPr>
